--- a/static/Referto_Mamma.docx
+++ b/static/Referto_Mamma.docx
@@ -20,7 +20,7 @@
       <w:pPr>
         <w:pStyle w:val="Normal"/>
         <w:spacing w:lineRule="atLeast" w:line="190"/>
-        <w:ind w:left="108" w:hanging="0"/>
+        <w:ind w:hanging="0" w:left="108"/>
         <w:rPr>
           <w:rFonts w:ascii="Times New Roman" w:hAnsi="Times New Roman" w:eastAsia="Times New Roman" w:cs="Times New Roman"/>
           <w:sz w:val="19"/>
@@ -57,6 +57,7 @@
                           </a:xfrm>
                         </wpg:grpSpPr>
                         <wps:wsp>
+                          <wps:cNvPr id="2" name=""/>
                           <wps:cNvSpPr/>
                           <wps:spPr>
                             <a:xfrm>
@@ -65,9 +66,14 @@
                             </a:xfrm>
                             <a:custGeom>
                               <a:avLst/>
-                              <a:gdLst/>
+                              <a:gdLst>
+                                <a:gd name="textAreaLeft" fmla="*/ 0 w 3671640"/>
+                                <a:gd name="textAreaRight" fmla="*/ 3672000 w 3671640"/>
+                                <a:gd name="textAreaTop" fmla="*/ 0 h 72360"/>
+                                <a:gd name="textAreaBottom" fmla="*/ 72720 h 72360"/>
+                              </a:gdLst>
                               <a:ahLst/>
-                              <a:rect l="l" t="t" r="r" b="b"/>
+                              <a:rect l="textAreaLeft" t="textAreaTop" r="textAreaRight" b="textAreaBottom"/>
                               <a:pathLst>
                                 <a:path w="17984" h="348">
                                   <a:moveTo>
@@ -143,7 +149,7 @@
       <w:pPr>
         <w:pStyle w:val="Normal"/>
         <w:spacing w:before="27" w:after="0"/>
-        <w:ind w:right="13" w:hanging="0"/>
+        <w:ind w:hanging="0" w:right="13"/>
         <w:jc w:val="center"/>
         <w:rPr>
           <w:rFonts w:ascii="Calibri" w:hAnsi="Calibri" w:eastAsia="Calibri" w:cs="Calibri"/>
@@ -170,7 +176,6 @@
         <w:rPr>
           <w:rFonts w:ascii="Calibri" w:hAnsi="Calibri" w:eastAsia="Calibri" w:cs="Calibri"/>
           <w:b/>
-          <w:b/>
           <w:bCs/>
           <w:sz w:val="16"/>
           <w:szCs w:val="16"/>
@@ -190,7 +195,7 @@
       <w:pPr>
         <w:pStyle w:val="Normal"/>
         <w:spacing w:lineRule="atLeast" w:line="190"/>
-        <w:ind w:left="125" w:hanging="0"/>
+        <w:ind w:hanging="0" w:left="125"/>
         <w:rPr>
           <w:rFonts w:ascii="Calibri" w:hAnsi="Calibri" w:eastAsia="Calibri" w:cs="Calibri"/>
           <w:sz w:val="19"/>
@@ -205,7 +210,7 @@
               <wp:inline distT="0" distB="0" distL="0" distR="0">
                 <wp:extent cx="6465570" cy="127635"/>
                 <wp:effectExtent l="0" t="0" r="0" b="0"/>
-                <wp:docPr id="2" name="Shape2"/>
+                <wp:docPr id="3" name="Shape2"/>
                 <a:graphic xmlns:a="http://schemas.openxmlformats.org/drawingml/2006/main">
                   <a:graphicData uri="http://schemas.microsoft.com/office/word/2010/wordprocessingGroup">
                     <wpg:wgp>
@@ -227,6 +232,7 @@
                           </a:xfrm>
                         </wpg:grpSpPr>
                         <wps:wsp>
+                          <wps:cNvPr id="4" name=""/>
                           <wps:cNvSpPr/>
                           <wps:spPr>
                             <a:xfrm>
@@ -235,9 +241,14 @@
                             </a:xfrm>
                             <a:custGeom>
                               <a:avLst/>
-                              <a:gdLst/>
+                              <a:gdLst>
+                                <a:gd name="textAreaLeft" fmla="*/ 0 w 360"/>
+                                <a:gd name="textAreaRight" fmla="*/ 720 w 360"/>
+                                <a:gd name="textAreaTop" fmla="*/ 0 h 72360"/>
+                                <a:gd name="textAreaBottom" fmla="*/ 72720 h 72360"/>
+                              </a:gdLst>
                               <a:ahLst/>
-                              <a:rect l="l" t="t" r="r" b="b"/>
+                              <a:rect l="textAreaLeft" t="textAreaTop" r="textAreaRight" b="textAreaBottom"/>
                               <a:pathLst>
                                 <a:path w="1" h="348">
                                   <a:moveTo>
@@ -278,6 +289,7 @@
                           </a:xfrm>
                         </wpg:grpSpPr>
                         <wps:wsp>
+                          <wps:cNvPr id="5" name=""/>
                           <wps:cNvSpPr/>
                           <wps:spPr>
                             <a:xfrm>
@@ -286,9 +298,14 @@
                             </a:xfrm>
                             <a:custGeom>
                               <a:avLst/>
-                              <a:gdLst/>
+                              <a:gdLst>
+                                <a:gd name="textAreaLeft" fmla="*/ 0 w 3665520"/>
+                                <a:gd name="textAreaRight" fmla="*/ 3665880 w 3665520"/>
+                                <a:gd name="textAreaTop" fmla="*/ 0 h 72360"/>
+                                <a:gd name="textAreaBottom" fmla="*/ 72720 h 72360"/>
+                              </a:gdLst>
                               <a:ahLst/>
-                              <a:rect l="l" t="t" r="r" b="b"/>
+                              <a:rect l="textAreaLeft" t="textAreaTop" r="textAreaRight" b="textAreaBottom"/>
                               <a:pathLst>
                                 <a:path w="17954" h="348">
                                   <a:moveTo>
@@ -350,7 +367,6 @@
         <w:rPr>
           <w:rFonts w:ascii="Calibri" w:hAnsi="Calibri" w:eastAsia="Calibri" w:cs="Calibri"/>
           <w:b/>
-          <w:b/>
           <w:bCs/>
           <w:sz w:val="20"/>
           <w:szCs w:val="20"/>
@@ -370,7 +386,7 @@
       <w:pPr>
         <w:pStyle w:val="Normal"/>
         <w:spacing w:before="58" w:after="0"/>
-        <w:ind w:left="108" w:hanging="0"/>
+        <w:ind w:hanging="0" w:left="108"/>
         <w:rPr>
           <w:rFonts w:ascii="Arial" w:hAnsi="Arial" w:eastAsia="Arial" w:cs="Arial"/>
           <w:sz w:val="28"/>
@@ -411,7 +427,6 @@
         <w:spacing w:before="6" w:after="0"/>
         <w:rPr>
           <w:rFonts w:ascii="Arial" w:hAnsi="Arial" w:eastAsia="Arial" w:cs="Arial"/>
-          <w:b/>
           <w:b/>
           <w:bCs/>
           <w:sz w:val="29"/>
@@ -444,8 +459,8 @@
         <w:tblLook w:val="04a0" w:noHBand="0" w:noVBand="1" w:firstColumn="1" w:lastRow="0" w:lastColumn="0" w:firstRow="1"/>
       </w:tblPr>
       <w:tblGrid>
-        <w:gridCol w:w="3323"/>
-        <w:gridCol w:w="3526"/>
+        <w:gridCol w:w="3322"/>
+        <w:gridCol w:w="3527"/>
         <w:gridCol w:w="3321"/>
       </w:tblGrid>
       <w:tr>
@@ -454,7 +469,7 @@
         </w:trPr>
         <w:tc>
           <w:tcPr>
-            <w:tcW w:w="3323" w:type="dxa"/>
+            <w:tcW w:w="3322" w:type="dxa"/>
             <w:tcBorders>
               <w:top w:val="nil"/>
               <w:left w:val="nil"/>
@@ -518,7 +533,7 @@
         </w:tc>
         <w:tc>
           <w:tcPr>
-            <w:tcW w:w="3526" w:type="dxa"/>
+            <w:tcW w:w="3527" w:type="dxa"/>
             <w:tcBorders>
               <w:top w:val="nil"/>
               <w:left w:val="nil"/>
@@ -607,7 +622,7 @@
             <w:r>
               <w:rPr>
                 <w:rFonts w:eastAsia="Arial" w:cs="Arial" w:ascii="Arial" w:hAnsi="Arial"/>
-                <w:sz w:val="22"/>
+                <w:sz w:val="28"/>
                 <w:szCs w:val="28"/>
               </w:rPr>
             </w:r>
@@ -620,7 +635,7 @@
         </w:trPr>
         <w:tc>
           <w:tcPr>
-            <w:tcW w:w="3323" w:type="dxa"/>
+            <w:tcW w:w="3322" w:type="dxa"/>
             <w:tcBorders>
               <w:top w:val="nil"/>
               <w:left w:val="nil"/>
@@ -707,7 +722,7 @@
         </w:tc>
         <w:tc>
           <w:tcPr>
-            <w:tcW w:w="3526" w:type="dxa"/>
+            <w:tcW w:w="3527" w:type="dxa"/>
             <w:tcBorders>
               <w:top w:val="nil"/>
               <w:left w:val="nil"/>
@@ -795,7 +810,7 @@
             <w:r>
               <w:rPr>
                 <w:rFonts w:eastAsia="Arial" w:cs="Arial" w:ascii="Arial" w:hAnsi="Arial"/>
-                <w:sz w:val="22"/>
+                <w:sz w:val="28"/>
                 <w:szCs w:val="28"/>
               </w:rPr>
             </w:r>
@@ -808,7 +823,7 @@
         </w:trPr>
         <w:tc>
           <w:tcPr>
-            <w:tcW w:w="3323" w:type="dxa"/>
+            <w:tcW w:w="3322" w:type="dxa"/>
             <w:tcBorders>
               <w:top w:val="nil"/>
               <w:left w:val="nil"/>
@@ -883,7 +898,7 @@
         </w:tc>
         <w:tc>
           <w:tcPr>
-            <w:tcW w:w="3526" w:type="dxa"/>
+            <w:tcW w:w="3527" w:type="dxa"/>
             <w:tcBorders>
               <w:top w:val="nil"/>
               <w:left w:val="nil"/>
@@ -1024,7 +1039,7 @@
       <w:pPr>
         <w:pStyle w:val="Normal"/>
         <w:spacing w:lineRule="atLeast" w:line="200"/>
-        <w:ind w:left="124" w:hanging="0"/>
+        <w:ind w:hanging="0" w:left="124"/>
         <w:rPr>
           <w:rFonts w:ascii="Arial" w:hAnsi="Arial" w:eastAsia="Arial" w:cs="Arial"/>
           <w:sz w:val="20"/>
@@ -1043,7 +1058,7 @@
       <w:pPr>
         <w:pStyle w:val="Normal"/>
         <w:spacing w:before="72" w:after="0"/>
-        <w:ind w:left="1569" w:right="1755" w:firstLine="144"/>
+        <w:ind w:firstLine="144" w:left="1569" w:right="1755"/>
         <w:rPr>
           <w:rFonts w:ascii="Arial" w:hAnsi="Arial" w:eastAsia="Arial" w:cs="Arial"/>
           <w:lang w:val="it-IT"/>
@@ -1124,7 +1139,7 @@
               <w:widowControl w:val="false"/>
               <w:suppressAutoHyphens w:val="true"/>
               <w:spacing w:before="27" w:after="0"/>
-              <w:ind w:right="65" w:hanging="0"/>
+              <w:ind w:hanging="0" w:right="65"/>
               <w:jc w:val="center"/>
               <w:rPr>
                 <w:rFonts w:ascii="Arial" w:hAnsi="Arial" w:eastAsia="Arial" w:cs="Arial"/>
@@ -1272,7 +1287,7 @@
               </w:tabs>
               <w:suppressAutoHyphens w:val="true"/>
               <w:spacing w:before="27" w:after="0"/>
-              <w:ind w:right="66" w:hanging="0"/>
+              <w:ind w:hanging="0" w:right="66"/>
               <w:jc w:val="center"/>
               <w:rPr>
                 <w:rFonts w:ascii="Arial" w:hAnsi="Arial" w:eastAsia="Arial" w:cs="Arial"/>
@@ -1472,7 +1487,7 @@
               </w:tabs>
               <w:suppressAutoHyphens w:val="true"/>
               <w:spacing w:before="27" w:after="0"/>
-              <w:ind w:right="66" w:hanging="0"/>
+              <w:ind w:hanging="0" w:right="66"/>
               <w:jc w:val="center"/>
               <w:rPr>
                 <w:rFonts w:ascii="Arial" w:hAnsi="Arial" w:eastAsia="Arial" w:cs="Arial"/>
@@ -1633,7 +1648,7 @@
               </w:tabs>
               <w:suppressAutoHyphens w:val="true"/>
               <w:spacing w:before="27" w:after="0"/>
-              <w:ind w:right="66" w:hanging="0"/>
+              <w:ind w:hanging="0" w:right="66"/>
               <w:jc w:val="center"/>
               <w:rPr>
                 <w:rFonts w:ascii="Arial" w:hAnsi="Arial" w:eastAsia="Arial" w:cs="Arial"/>
@@ -1678,14 +1693,14 @@
               <w:jc w:val="center"/>
               <w:rPr>
                 <w:rFonts w:ascii="Arial" w:hAnsi="Arial" w:eastAsia="Arial" w:cs="Arial"/>
-                <w:color w:val="FFFFFF" w:themeColor="background1"/>
+                <w:color w:themeColor="background1" w:val="FFFFFF"/>
                 <w:lang w:val="it-IT"/>
               </w:rPr>
             </w:pPr>
             <w:r>
               <w:rPr>
                 <w:rFonts w:eastAsia="Arial" w:cs="Arial" w:ascii="Arial" w:hAnsi="Arial"/>
-                <w:color w:val="FFFFFF" w:themeColor="background1"/>
+                <w:color w:themeColor="background1" w:val="FFFFFF"/>
                 <w:kern w:val="0"/>
                 <w:sz w:val="22"/>
                 <w:szCs w:val="22"/>
@@ -1754,11 +1769,10 @@
               </w:tabs>
               <w:suppressAutoHyphens w:val="true"/>
               <w:spacing w:before="27" w:after="0"/>
-              <w:ind w:right="66" w:hanging="0"/>
+              <w:ind w:hanging="0" w:right="66"/>
               <w:jc w:val="center"/>
               <w:rPr>
                 <w:rFonts w:ascii="Arial" w:hAnsi="Arial" w:eastAsia="Arial" w:cs="Arial"/>
-                <w:b/>
                 <w:b/>
                 <w:bCs/>
                 <w:color w:val="C39291"/>
@@ -1803,14 +1817,14 @@
               <w:jc w:val="center"/>
               <w:rPr>
                 <w:rFonts w:ascii="Arial" w:hAnsi="Arial" w:eastAsia="Arial" w:cs="Arial"/>
-                <w:color w:val="FFFFFF" w:themeColor="background1"/>
+                <w:color w:themeColor="background1" w:val="FFFFFF"/>
                 <w:lang w:val="it-IT"/>
               </w:rPr>
             </w:pPr>
             <w:r>
               <w:rPr>
                 <w:rFonts w:eastAsia="Arial" w:cs="Arial" w:ascii="Arial" w:hAnsi="Arial"/>
-                <w:color w:val="FFFFFF" w:themeColor="background1"/>
+                <w:color w:themeColor="background1" w:val="FFFFFF"/>
                 <w:kern w:val="0"/>
                 <w:sz w:val="22"/>
                 <w:szCs w:val="22"/>
@@ -1844,7 +1858,7 @@
       <w:pPr>
         <w:pStyle w:val="Normal"/>
         <w:spacing w:lineRule="atLeast" w:line="200" w:before="3" w:after="0"/>
-        <w:ind w:left="124" w:hanging="0"/>
+        <w:ind w:hanging="0" w:left="124"/>
         <w:rPr>
           <w:rFonts w:ascii="Arial" w:hAnsi="Arial" w:eastAsia="Arial" w:cs="Arial"/>
           <w:sz w:val="20"/>
@@ -1857,7 +1871,7 @@
           <wp:inline distT="0" distB="0" distL="0" distR="0">
             <wp:extent cx="1431925" cy="593090"/>
             <wp:effectExtent l="0" t="0" r="0" b="0"/>
-            <wp:docPr id="3" name="image2.jpeg" descr=""/>
+            <wp:docPr id="6" name="image2.jpeg" descr=""/>
             <wp:cNvGraphicFramePr>
               <a:graphicFrameLocks xmlns:a="http://schemas.openxmlformats.org/drawingml/2006/main" noChangeAspect="1"/>
             </wp:cNvGraphicFramePr>
@@ -1865,7 +1879,7 @@
               <a:graphicData uri="http://schemas.openxmlformats.org/drawingml/2006/picture">
                 <pic:pic xmlns:pic="http://schemas.openxmlformats.org/drawingml/2006/picture">
                   <pic:nvPicPr>
-                    <pic:cNvPr id="3" name="image2.jpeg" descr=""/>
+                    <pic:cNvPr id="6" name="image2.jpeg" descr=""/>
                     <pic:cNvPicPr>
                       <a:picLocks noChangeAspect="1" noChangeArrowheads="1"/>
                     </pic:cNvPicPr>
@@ -1902,7 +1916,7 @@
             <wp:extent cx="1583690" cy="557530"/>
             <wp:effectExtent l="0" t="0" r="0" b="0"/>
             <wp:wrapSquare wrapText="largest"/>
-            <wp:docPr id="4" name="image3.jpeg" descr=""/>
+            <wp:docPr id="7" name="image3.jpeg" descr=""/>
             <wp:cNvGraphicFramePr>
               <a:graphicFrameLocks xmlns:a="http://schemas.openxmlformats.org/drawingml/2006/main" noChangeAspect="1"/>
             </wp:cNvGraphicFramePr>
@@ -1910,7 +1924,7 @@
               <a:graphicData uri="http://schemas.openxmlformats.org/drawingml/2006/picture">
                 <pic:pic xmlns:pic="http://schemas.openxmlformats.org/drawingml/2006/picture">
                   <pic:nvPicPr>
-                    <pic:cNvPr id="4" name="image3.jpeg" descr=""/>
+                    <pic:cNvPr id="7" name="image3.jpeg" descr=""/>
                     <pic:cNvPicPr>
                       <a:picLocks noChangeAspect="1" noChangeArrowheads="1"/>
                     </pic:cNvPicPr>
@@ -1955,7 +1969,7 @@
       <w:pPr>
         <w:pStyle w:val="Normal"/>
         <w:spacing w:lineRule="auto" w:line="276" w:before="56" w:after="0"/>
-        <w:ind w:left="108" w:hanging="0"/>
+        <w:ind w:hanging="0" w:left="108"/>
         <w:rPr>
           <w:rFonts w:ascii="Calibri" w:hAnsi="Calibri" w:eastAsia="Calibri" w:cs="Calibri"/>
           <w:lang w:val="it-IT"/>
@@ -2261,9 +2275,8 @@
       <w:pPr>
         <w:pStyle w:val="Heading1"/>
         <w:spacing w:before="0" w:after="0"/>
-        <w:ind w:left="2000" w:hanging="0"/>
-        <w:rPr>
-          <w:b w:val="false"/>
+        <w:ind w:hanging="0" w:left="2000"/>
+        <w:rPr>
           <w:b w:val="false"/>
           <w:bCs w:val="false"/>
           <w:lang w:val="it-IT"/>
@@ -2280,9 +2293,8 @@
     <w:p>
       <w:pPr>
         <w:pStyle w:val="Heading1"/>
-        <w:ind w:left="2000" w:hanging="0"/>
-        <w:rPr>
-          <w:b w:val="false"/>
+        <w:ind w:hanging="0" w:left="2000"/>
+        <w:rPr>
           <w:b w:val="false"/>
           <w:bCs w:val="false"/>
           <w:lang w:val="it-IT"/>
@@ -2368,7 +2380,6 @@
         <w:rPr>
           <w:rFonts w:ascii="Arial" w:hAnsi="Arial" w:eastAsia="Arial" w:cs="Arial"/>
           <w:b/>
-          <w:b/>
           <w:bCs/>
           <w:sz w:val="20"/>
           <w:szCs w:val="20"/>
@@ -2388,9 +2399,9 @@
     </w:p>
     <w:p>
       <w:pPr>
-        <w:pStyle w:val="TextBody"/>
+        <w:pStyle w:val="BodyText"/>
         <w:spacing w:lineRule="auto" w:line="271"/>
-        <w:ind w:left="0" w:right="99" w:hanging="0"/>
+        <w:ind w:hanging="0" w:left="0" w:right="99"/>
         <w:jc w:val="both"/>
         <w:rPr>
           <w:lang w:val="it-IT"/>
@@ -3367,7 +3378,6 @@
               <w:rPr>
                 <w:rFonts w:ascii="Arial" w:hAnsi="Arial" w:eastAsia="Arial" w:cs="Arial"/>
                 <w:b/>
-                <w:b/>
                 <w:bCs/>
                 <w:lang w:val="it-IT"/>
               </w:rPr>
@@ -3402,7 +3412,6 @@
               <w:rPr>
                 <w:rFonts w:ascii="Arial" w:hAnsi="Arial" w:eastAsia="Arial" w:cs="Arial"/>
                 <w:b/>
-                <w:b/>
                 <w:bCs/>
                 <w:u w:val="single"/>
                 <w:lang w:val="it-IT"/>
@@ -3463,9 +3472,9 @@
     </w:p>
     <w:p>
       <w:pPr>
-        <w:pStyle w:val="TextBody"/>
+        <w:pStyle w:val="BodyText"/>
         <w:spacing w:before="74" w:after="0"/>
-        <w:ind w:left="0" w:hanging="0"/>
+        <w:ind w:hanging="0" w:left="0"/>
         <w:rPr>
           <w:lang w:val="it-IT"/>
         </w:rPr>
@@ -3656,17 +3665,16 @@
           </w:tcPr>
           <w:p>
             <w:pPr>
-              <w:pStyle w:val="TextBody"/>
+              <w:pStyle w:val="BodyText"/>
               <w:widowControl w:val="false"/>
               <w:suppressAutoHyphens w:val="true"/>
               <w:spacing w:before="74" w:after="0"/>
-              <w:ind w:left="0" w:hanging="0"/>
+              <w:ind w:hanging="0" w:left="0"/>
               <w:jc w:val="center"/>
               <w:rPr>
-                <w:b/>
                 <w:b/>
                 <w:bCs/>
-                <w:color w:val="FFFFFF" w:themeColor="background1"/>
+                <w:color w:themeColor="background1" w:val="FFFFFF"/>
                 <w:sz w:val="24"/>
                 <w:szCs w:val="24"/>
                 <w:lang w:val="it-IT"/>
@@ -3677,7 +3685,7 @@
                 <w:rFonts w:cs=""/>
                 <w:b/>
                 <w:bCs/>
-                <w:color w:val="FFFFFF" w:themeColor="background1"/>
+                <w:color w:themeColor="background1" w:val="FFFFFF"/>
                 <w:kern w:val="0"/>
                 <w:sz w:val="24"/>
                 <w:szCs w:val="24"/>
@@ -3696,17 +3704,16 @@
           </w:tcPr>
           <w:p>
             <w:pPr>
-              <w:pStyle w:val="TextBody"/>
+              <w:pStyle w:val="BodyText"/>
               <w:widowControl w:val="false"/>
               <w:suppressAutoHyphens w:val="true"/>
               <w:spacing w:before="74" w:after="0"/>
-              <w:ind w:left="0" w:hanging="0"/>
+              <w:ind w:hanging="0" w:left="0"/>
               <w:jc w:val="center"/>
               <w:rPr>
-                <w:b/>
                 <w:b/>
                 <w:bCs/>
-                <w:color w:val="FFFFFF" w:themeColor="background1"/>
+                <w:color w:themeColor="background1" w:val="FFFFFF"/>
                 <w:sz w:val="24"/>
                 <w:szCs w:val="24"/>
                 <w:lang w:val="it-IT"/>
@@ -3717,7 +3724,7 @@
                 <w:rFonts w:cs=""/>
                 <w:b/>
                 <w:bCs/>
-                <w:color w:val="FFFFFF" w:themeColor="background1"/>
+                <w:color w:themeColor="background1" w:val="FFFFFF"/>
                 <w:kern w:val="0"/>
                 <w:sz w:val="24"/>
                 <w:szCs w:val="24"/>
@@ -3735,17 +3742,16 @@
           </w:tcPr>
           <w:p>
             <w:pPr>
-              <w:pStyle w:val="TextBody"/>
+              <w:pStyle w:val="BodyText"/>
               <w:widowControl w:val="false"/>
               <w:suppressAutoHyphens w:val="true"/>
               <w:spacing w:before="74" w:after="0"/>
-              <w:ind w:left="0" w:hanging="0"/>
+              <w:ind w:hanging="0" w:left="0"/>
               <w:jc w:val="center"/>
               <w:rPr>
-                <w:b/>
                 <w:b/>
                 <w:bCs/>
-                <w:color w:val="FFFFFF" w:themeColor="background1"/>
+                <w:color w:themeColor="background1" w:val="FFFFFF"/>
                 <w:sz w:val="24"/>
                 <w:szCs w:val="24"/>
                 <w:lang w:val="it-IT"/>
@@ -3756,7 +3762,7 @@
                 <w:rFonts w:cs=""/>
                 <w:b/>
                 <w:bCs/>
-                <w:color w:val="FFFFFF" w:themeColor="background1"/>
+                <w:color w:themeColor="background1" w:val="FFFFFF"/>
                 <w:kern w:val="0"/>
                 <w:sz w:val="24"/>
                 <w:szCs w:val="24"/>
@@ -3778,11 +3784,11 @@
           </w:tcPr>
           <w:p>
             <w:pPr>
-              <w:pStyle w:val="TextBody"/>
+              <w:pStyle w:val="BodyText"/>
               <w:widowControl w:val="false"/>
               <w:suppressAutoHyphens w:val="true"/>
               <w:spacing w:before="74" w:after="0"/>
-              <w:ind w:left="0" w:hanging="0"/>
+              <w:ind w:hanging="0" w:left="0"/>
               <w:jc w:val="center"/>
               <w:rPr>
                 <w:lang w:val="it-IT"/>
@@ -3802,14 +3808,13 @@
           </w:tcPr>
           <w:p>
             <w:pPr>
-              <w:pStyle w:val="TextBody"/>
+              <w:pStyle w:val="BodyText"/>
               <w:widowControl w:val="false"/>
               <w:suppressAutoHyphens w:val="true"/>
               <w:spacing w:before="74" w:after="0"/>
-              <w:ind w:left="0" w:hanging="0"/>
+              <w:ind w:hanging="0" w:left="0"/>
               <w:jc w:val="center"/>
               <w:rPr>
-                <w:b/>
                 <w:b/>
                 <w:bCs/>
                 <w:sz w:val="22"/>
@@ -3838,14 +3843,13 @@
           </w:tcPr>
           <w:p>
             <w:pPr>
-              <w:pStyle w:val="TextBody"/>
+              <w:pStyle w:val="BodyText"/>
               <w:widowControl w:val="false"/>
               <w:suppressAutoHyphens w:val="true"/>
               <w:spacing w:before="74" w:after="0"/>
-              <w:ind w:left="0" w:hanging="0"/>
+              <w:ind w:hanging="0" w:left="0"/>
               <w:jc w:val="center"/>
               <w:rPr>
-                <w:b/>
                 <w:b/>
                 <w:bCs/>
                 <w:sz w:val="22"/>
@@ -3874,11 +3878,11 @@
           </w:tcPr>
           <w:p>
             <w:pPr>
-              <w:pStyle w:val="TextBody"/>
+              <w:pStyle w:val="BodyText"/>
               <w:widowControl w:val="false"/>
               <w:suppressAutoHyphens w:val="true"/>
               <w:spacing w:before="74" w:after="0"/>
-              <w:ind w:left="0" w:hanging="0"/>
+              <w:ind w:hanging="0" w:left="0"/>
               <w:jc w:val="center"/>
               <w:rPr>
                 <w:lang w:val="it-IT"/>
@@ -3899,9 +3903,8 @@
     <w:p>
       <w:pPr>
         <w:pStyle w:val="Heading1"/>
-        <w:ind w:left="2130" w:hanging="0"/>
-        <w:rPr>
-          <w:b w:val="false"/>
+        <w:ind w:hanging="0" w:left="2130"/>
+        <w:rPr>
           <w:b w:val="false"/>
           <w:bCs w:val="false"/>
           <w:lang w:val="it-IT"/>
@@ -3922,25 +3925,27 @@
       <w:pPr>
         <w:pStyle w:val="Heading1"/>
         <w:spacing w:before="0" w:after="0"/>
-        <w:ind w:left="2130" w:hanging="0"/>
-        <w:rPr>
-          <w:b w:val="false"/>
+        <w:ind w:hanging="0" w:left="2130"/>
+        <w:rPr>
           <w:b w:val="false"/>
           <w:bCs w:val="false"/>
           <w:lang w:val="it-IT"/>
         </w:rPr>
       </w:pPr>
       <w:r>
-        <w:rPr/>
+        <w:rPr>
+          <w:b w:val="false"/>
+          <w:bCs w:val="false"/>
+          <w:lang w:val="it-IT"/>
+        </w:rPr>
       </w:r>
     </w:p>
     <w:p>
       <w:pPr>
         <w:pStyle w:val="Heading1"/>
         <w:spacing w:before="0" w:after="0"/>
-        <w:ind w:left="2130" w:hanging="0"/>
-        <w:rPr>
-          <w:b w:val="false"/>
+        <w:ind w:hanging="0" w:left="2130"/>
+        <w:rPr>
           <w:b w:val="false"/>
           <w:bCs w:val="false"/>
           <w:lang w:val="it-IT"/>
@@ -4056,7 +4061,6 @@
         <w:rPr>
           <w:rFonts w:ascii="Arial" w:hAnsi="Arial" w:eastAsia="Arial" w:cs="Arial"/>
           <w:b/>
-          <w:b/>
           <w:bCs/>
           <w:sz w:val="20"/>
           <w:szCs w:val="20"/>
@@ -4076,9 +4080,9 @@
     </w:p>
     <w:p>
       <w:pPr>
-        <w:pStyle w:val="TextBody"/>
+        <w:pStyle w:val="BodyText"/>
         <w:spacing w:lineRule="auto" w:line="271"/>
-        <w:ind w:left="0" w:right="98" w:hanging="0"/>
+        <w:ind w:hanging="0" w:left="0" w:right="98"/>
         <w:jc w:val="both"/>
         <w:rPr>
           <w:lang w:val="it-IT"/>
@@ -5004,7 +5008,7 @@
       <w:pPr>
         <w:pStyle w:val="Normal"/>
         <w:spacing w:lineRule="auto" w:line="288"/>
-        <w:ind w:right="99" w:hanging="0"/>
+        <w:ind w:hanging="0" w:right="99"/>
         <w:jc w:val="both"/>
         <w:rPr>
           <w:rFonts w:ascii="Arial" w:hAnsi="Arial"/>
@@ -5206,7 +5210,7 @@
       <w:pPr>
         <w:pStyle w:val="Normal"/>
         <w:spacing w:lineRule="auto" w:line="288"/>
-        <w:ind w:right="99" w:hanging="0"/>
+        <w:ind w:hanging="0" w:right="99"/>
         <w:jc w:val="both"/>
         <w:rPr>
           <w:rFonts w:ascii="Arial" w:hAnsi="Arial" w:eastAsia="Arial" w:cs="Arial"/>
@@ -5263,7 +5267,6 @@
               <w:rPr>
                 <w:rFonts w:ascii="Arial" w:hAnsi="Arial" w:eastAsia="Arial" w:cs="Arial"/>
                 <w:b/>
-                <w:b/>
                 <w:bCs/>
                 <w:lang w:val="it-IT"/>
               </w:rPr>
@@ -5298,7 +5301,6 @@
               <w:rPr>
                 <w:rFonts w:ascii="Arial" w:hAnsi="Arial" w:eastAsia="Arial" w:cs="Arial"/>
                 <w:b/>
-                <w:b/>
                 <w:bCs/>
                 <w:lang w:val="it-IT"/>
               </w:rPr>
@@ -5361,9 +5363,9 @@
     </w:p>
     <w:p>
       <w:pPr>
-        <w:pStyle w:val="TextBody"/>
+        <w:pStyle w:val="BodyText"/>
         <w:spacing w:before="74" w:after="0"/>
-        <w:ind w:left="0" w:hanging="0"/>
+        <w:ind w:hanging="0" w:left="0"/>
         <w:rPr>
           <w:lang w:val="it-IT"/>
         </w:rPr>
@@ -5569,17 +5571,16 @@
           </w:tcPr>
           <w:p>
             <w:pPr>
-              <w:pStyle w:val="TextBody"/>
+              <w:pStyle w:val="BodyText"/>
               <w:widowControl w:val="false"/>
               <w:suppressAutoHyphens w:val="true"/>
               <w:spacing w:before="74" w:after="0"/>
-              <w:ind w:left="0" w:hanging="0"/>
+              <w:ind w:hanging="0" w:left="0"/>
               <w:jc w:val="center"/>
               <w:rPr>
-                <w:b/>
                 <w:b/>
                 <w:bCs/>
-                <w:color w:val="FFFFFF" w:themeColor="background1"/>
+                <w:color w:themeColor="background1" w:val="FFFFFF"/>
                 <w:sz w:val="24"/>
                 <w:szCs w:val="24"/>
                 <w:lang w:val="it-IT"/>
@@ -5590,7 +5591,7 @@
                 <w:rFonts w:cs=""/>
                 <w:b/>
                 <w:bCs/>
-                <w:color w:val="FFFFFF" w:themeColor="background1"/>
+                <w:color w:themeColor="background1" w:val="FFFFFF"/>
                 <w:kern w:val="0"/>
                 <w:sz w:val="24"/>
                 <w:szCs w:val="24"/>
@@ -5609,17 +5610,16 @@
           </w:tcPr>
           <w:p>
             <w:pPr>
-              <w:pStyle w:val="TextBody"/>
+              <w:pStyle w:val="BodyText"/>
               <w:widowControl w:val="false"/>
               <w:suppressAutoHyphens w:val="true"/>
               <w:spacing w:before="74" w:after="0"/>
-              <w:ind w:left="0" w:hanging="0"/>
+              <w:ind w:hanging="0" w:left="0"/>
               <w:jc w:val="center"/>
               <w:rPr>
-                <w:b/>
                 <w:b/>
                 <w:bCs/>
-                <w:color w:val="FFFFFF" w:themeColor="background1"/>
+                <w:color w:themeColor="background1" w:val="FFFFFF"/>
                 <w:sz w:val="24"/>
                 <w:szCs w:val="24"/>
                 <w:lang w:val="it-IT"/>
@@ -5630,7 +5630,7 @@
                 <w:rFonts w:cs=""/>
                 <w:b/>
                 <w:bCs/>
-                <w:color w:val="FFFFFF" w:themeColor="background1"/>
+                <w:color w:themeColor="background1" w:val="FFFFFF"/>
                 <w:kern w:val="0"/>
                 <w:sz w:val="24"/>
                 <w:szCs w:val="24"/>
@@ -5648,17 +5648,16 @@
           </w:tcPr>
           <w:p>
             <w:pPr>
-              <w:pStyle w:val="TextBody"/>
+              <w:pStyle w:val="BodyText"/>
               <w:widowControl w:val="false"/>
               <w:suppressAutoHyphens w:val="true"/>
               <w:spacing w:before="74" w:after="0"/>
-              <w:ind w:left="0" w:hanging="0"/>
+              <w:ind w:hanging="0" w:left="0"/>
               <w:jc w:val="center"/>
               <w:rPr>
-                <w:b/>
                 <w:b/>
                 <w:bCs/>
-                <w:color w:val="FFFFFF" w:themeColor="background1"/>
+                <w:color w:themeColor="background1" w:val="FFFFFF"/>
                 <w:sz w:val="24"/>
                 <w:szCs w:val="24"/>
                 <w:lang w:val="it-IT"/>
@@ -5669,7 +5668,7 @@
                 <w:rFonts w:cs=""/>
                 <w:b/>
                 <w:bCs/>
-                <w:color w:val="FFFFFF" w:themeColor="background1"/>
+                <w:color w:themeColor="background1" w:val="FFFFFF"/>
                 <w:kern w:val="0"/>
                 <w:sz w:val="24"/>
                 <w:szCs w:val="24"/>
@@ -5691,11 +5690,11 @@
           </w:tcPr>
           <w:p>
             <w:pPr>
-              <w:pStyle w:val="TextBody"/>
+              <w:pStyle w:val="BodyText"/>
               <w:widowControl w:val="false"/>
               <w:suppressAutoHyphens w:val="true"/>
               <w:spacing w:before="74" w:after="0"/>
-              <w:ind w:left="0" w:hanging="0"/>
+              <w:ind w:hanging="0" w:left="0"/>
               <w:jc w:val="center"/>
               <w:rPr>
                 <w:lang w:val="it-IT"/>
@@ -5715,14 +5714,13 @@
           </w:tcPr>
           <w:p>
             <w:pPr>
-              <w:pStyle w:val="TextBody"/>
+              <w:pStyle w:val="BodyText"/>
               <w:widowControl w:val="false"/>
               <w:suppressAutoHyphens w:val="true"/>
               <w:spacing w:before="74" w:after="0"/>
-              <w:ind w:left="0" w:hanging="0"/>
+              <w:ind w:hanging="0" w:left="0"/>
               <w:jc w:val="center"/>
               <w:rPr>
-                <w:b/>
                 <w:b/>
                 <w:bCs/>
                 <w:sz w:val="22"/>
@@ -5751,14 +5749,13 @@
           </w:tcPr>
           <w:p>
             <w:pPr>
-              <w:pStyle w:val="TextBody"/>
+              <w:pStyle w:val="BodyText"/>
               <w:widowControl w:val="false"/>
               <w:suppressAutoHyphens w:val="true"/>
               <w:spacing w:before="74" w:after="0"/>
-              <w:ind w:left="0" w:hanging="0"/>
+              <w:ind w:hanging="0" w:left="0"/>
               <w:jc w:val="center"/>
               <w:rPr>
-                <w:b/>
                 <w:b/>
                 <w:bCs/>
                 <w:sz w:val="22"/>
@@ -5787,11 +5784,11 @@
           </w:tcPr>
           <w:p>
             <w:pPr>
-              <w:pStyle w:val="TextBody"/>
+              <w:pStyle w:val="BodyText"/>
               <w:widowControl w:val="false"/>
               <w:suppressAutoHyphens w:val="true"/>
               <w:spacing w:before="74" w:after="0"/>
-              <w:ind w:left="0" w:hanging="0"/>
+              <w:ind w:hanging="0" w:left="0"/>
               <w:jc w:val="center"/>
               <w:rPr>
                 <w:lang w:val="it-IT"/>
@@ -5812,9 +5809,8 @@
     <w:p>
       <w:pPr>
         <w:pStyle w:val="Heading1"/>
-        <w:ind w:left="1152" w:hanging="0"/>
-        <w:rPr>
-          <w:b w:val="false"/>
+        <w:ind w:hanging="0" w:left="1152"/>
+        <w:rPr>
           <w:b w:val="false"/>
           <w:bCs w:val="false"/>
         </w:rPr>
@@ -5833,24 +5829,25 @@
       <w:pPr>
         <w:pStyle w:val="Heading1"/>
         <w:spacing w:before="0" w:after="0"/>
-        <w:ind w:left="1152" w:hanging="0"/>
-        <w:rPr>
-          <w:b w:val="false"/>
+        <w:ind w:hanging="0" w:left="1152"/>
+        <w:rPr>
           <w:b w:val="false"/>
           <w:bCs w:val="false"/>
         </w:rPr>
       </w:pPr>
       <w:r>
-        <w:rPr/>
+        <w:rPr>
+          <w:b w:val="false"/>
+          <w:bCs w:val="false"/>
+        </w:rPr>
       </w:r>
     </w:p>
     <w:p>
       <w:pPr>
         <w:pStyle w:val="Heading1"/>
         <w:spacing w:before="0" w:after="0"/>
-        <w:ind w:left="1152" w:hanging="0"/>
-        <w:rPr>
-          <w:b w:val="false"/>
+        <w:ind w:hanging="0" w:left="1152"/>
+        <w:rPr>
           <w:b w:val="false"/>
           <w:bCs w:val="false"/>
         </w:rPr>
@@ -5926,7 +5923,6 @@
         <w:rPr>
           <w:rFonts w:ascii="Arial" w:hAnsi="Arial" w:eastAsia="Arial" w:cs="Arial"/>
           <w:b/>
-          <w:b/>
           <w:bCs/>
           <w:sz w:val="20"/>
           <w:szCs w:val="20"/>
@@ -5944,9 +5940,9 @@
     </w:p>
     <w:p>
       <w:pPr>
-        <w:pStyle w:val="TextBody"/>
+        <w:pStyle w:val="BodyText"/>
         <w:spacing w:lineRule="auto" w:line="271"/>
-        <w:ind w:left="0" w:right="117" w:hanging="0"/>
+        <w:ind w:hanging="0" w:left="0" w:right="117"/>
         <w:jc w:val="both"/>
         <w:rPr>
           <w:spacing w:val="-1"/>
@@ -6768,9 +6764,9 @@
     </w:p>
     <w:p>
       <w:pPr>
-        <w:pStyle w:val="TextBody"/>
+        <w:pStyle w:val="BodyText"/>
         <w:spacing w:lineRule="auto" w:line="271"/>
-        <w:ind w:left="0" w:right="117" w:hanging="0"/>
+        <w:ind w:hanging="0" w:left="0" w:right="117"/>
         <w:jc w:val="both"/>
         <w:rPr>
           <w:spacing w:val="-1"/>
@@ -6823,7 +6819,6 @@
               <w:rPr>
                 <w:rFonts w:ascii="Arial" w:hAnsi="Arial" w:eastAsia="Arial" w:cs="Arial"/>
                 <w:b/>
-                <w:b/>
                 <w:bCs/>
                 <w:lang w:val="it-IT"/>
               </w:rPr>
@@ -6858,7 +6853,6 @@
               <w:rPr>
                 <w:rFonts w:ascii="Arial" w:hAnsi="Arial" w:eastAsia="Arial" w:cs="Arial"/>
                 <w:b/>
-                <w:b/>
                 <w:bCs/>
                 <w:lang w:val="it-IT"/>
               </w:rPr>
@@ -6901,9 +6895,9 @@
     </w:p>
     <w:p>
       <w:pPr>
-        <w:pStyle w:val="TextBody"/>
+        <w:pStyle w:val="BodyText"/>
         <w:spacing w:before="74" w:after="0"/>
-        <w:ind w:left="0" w:hanging="0"/>
+        <w:ind w:hanging="0" w:left="0"/>
         <w:rPr>
           <w:lang w:val="it-IT"/>
         </w:rPr>
@@ -7109,17 +7103,16 @@
           </w:tcPr>
           <w:p>
             <w:pPr>
-              <w:pStyle w:val="TextBody"/>
+              <w:pStyle w:val="BodyText"/>
               <w:widowControl w:val="false"/>
               <w:suppressAutoHyphens w:val="true"/>
               <w:spacing w:before="74" w:after="0"/>
-              <w:ind w:left="0" w:hanging="0"/>
+              <w:ind w:hanging="0" w:left="0"/>
               <w:jc w:val="center"/>
               <w:rPr>
-                <w:b/>
                 <w:b/>
                 <w:bCs/>
-                <w:color w:val="FFFFFF" w:themeColor="background1"/>
+                <w:color w:themeColor="background1" w:val="FFFFFF"/>
                 <w:sz w:val="24"/>
                 <w:szCs w:val="24"/>
                 <w:lang w:val="it-IT"/>
@@ -7130,7 +7123,7 @@
                 <w:rFonts w:cs=""/>
                 <w:b/>
                 <w:bCs/>
-                <w:color w:val="FFFFFF" w:themeColor="background1"/>
+                <w:color w:themeColor="background1" w:val="FFFFFF"/>
                 <w:kern w:val="0"/>
                 <w:sz w:val="24"/>
                 <w:szCs w:val="24"/>
@@ -7149,17 +7142,16 @@
           </w:tcPr>
           <w:p>
             <w:pPr>
-              <w:pStyle w:val="TextBody"/>
+              <w:pStyle w:val="BodyText"/>
               <w:widowControl w:val="false"/>
               <w:suppressAutoHyphens w:val="true"/>
               <w:spacing w:before="74" w:after="0"/>
-              <w:ind w:left="0" w:hanging="0"/>
+              <w:ind w:hanging="0" w:left="0"/>
               <w:jc w:val="center"/>
               <w:rPr>
-                <w:b/>
                 <w:b/>
                 <w:bCs/>
-                <w:color w:val="FFFFFF" w:themeColor="background1"/>
+                <w:color w:themeColor="background1" w:val="FFFFFF"/>
                 <w:sz w:val="24"/>
                 <w:szCs w:val="24"/>
                 <w:lang w:val="it-IT"/>
@@ -7170,7 +7162,7 @@
                 <w:rFonts w:cs=""/>
                 <w:b/>
                 <w:bCs/>
-                <w:color w:val="FFFFFF" w:themeColor="background1"/>
+                <w:color w:themeColor="background1" w:val="FFFFFF"/>
                 <w:kern w:val="0"/>
                 <w:sz w:val="24"/>
                 <w:szCs w:val="24"/>
@@ -7188,17 +7180,16 @@
           </w:tcPr>
           <w:p>
             <w:pPr>
-              <w:pStyle w:val="TextBody"/>
+              <w:pStyle w:val="BodyText"/>
               <w:widowControl w:val="false"/>
               <w:suppressAutoHyphens w:val="true"/>
               <w:spacing w:before="74" w:after="0"/>
-              <w:ind w:left="0" w:hanging="0"/>
+              <w:ind w:hanging="0" w:left="0"/>
               <w:jc w:val="center"/>
               <w:rPr>
-                <w:b/>
                 <w:b/>
                 <w:bCs/>
-                <w:color w:val="FFFFFF" w:themeColor="background1"/>
+                <w:color w:themeColor="background1" w:val="FFFFFF"/>
                 <w:sz w:val="24"/>
                 <w:szCs w:val="24"/>
                 <w:lang w:val="it-IT"/>
@@ -7209,7 +7200,7 @@
                 <w:rFonts w:cs=""/>
                 <w:b/>
                 <w:bCs/>
-                <w:color w:val="FFFFFF" w:themeColor="background1"/>
+                <w:color w:themeColor="background1" w:val="FFFFFF"/>
                 <w:kern w:val="0"/>
                 <w:sz w:val="24"/>
                 <w:szCs w:val="24"/>
@@ -7231,11 +7222,11 @@
           </w:tcPr>
           <w:p>
             <w:pPr>
-              <w:pStyle w:val="TextBody"/>
+              <w:pStyle w:val="BodyText"/>
               <w:widowControl w:val="false"/>
               <w:suppressAutoHyphens w:val="true"/>
               <w:spacing w:before="74" w:after="0"/>
-              <w:ind w:left="0" w:hanging="0"/>
+              <w:ind w:hanging="0" w:left="0"/>
               <w:jc w:val="center"/>
               <w:rPr>
                 <w:lang w:val="it-IT"/>
@@ -7255,14 +7246,13 @@
           </w:tcPr>
           <w:p>
             <w:pPr>
-              <w:pStyle w:val="TextBody"/>
+              <w:pStyle w:val="BodyText"/>
               <w:widowControl w:val="false"/>
               <w:suppressAutoHyphens w:val="true"/>
               <w:spacing w:before="74" w:after="0"/>
-              <w:ind w:left="0" w:hanging="0"/>
+              <w:ind w:hanging="0" w:left="0"/>
               <w:jc w:val="center"/>
               <w:rPr>
-                <w:b/>
                 <w:b/>
                 <w:bCs/>
                 <w:sz w:val="22"/>
@@ -7291,14 +7281,13 @@
           </w:tcPr>
           <w:p>
             <w:pPr>
-              <w:pStyle w:val="TextBody"/>
+              <w:pStyle w:val="BodyText"/>
               <w:widowControl w:val="false"/>
               <w:suppressAutoHyphens w:val="true"/>
               <w:spacing w:before="74" w:after="0"/>
-              <w:ind w:left="0" w:hanging="0"/>
+              <w:ind w:hanging="0" w:left="0"/>
               <w:jc w:val="center"/>
               <w:rPr>
-                <w:b/>
                 <w:b/>
                 <w:bCs/>
                 <w:sz w:val="22"/>
@@ -7327,11 +7316,11 @@
           </w:tcPr>
           <w:p>
             <w:pPr>
-              <w:pStyle w:val="TextBody"/>
+              <w:pStyle w:val="BodyText"/>
               <w:widowControl w:val="false"/>
               <w:suppressAutoHyphens w:val="true"/>
               <w:spacing w:before="74" w:after="0"/>
-              <w:ind w:left="0" w:hanging="0"/>
+              <w:ind w:hanging="0" w:left="0"/>
               <w:jc w:val="center"/>
               <w:rPr>
                 <w:lang w:val="it-IT"/>
@@ -7387,8 +7376,8 @@
         <w:gridCol w:w="1621"/>
         <w:gridCol w:w="2322"/>
         <w:gridCol w:w="1621"/>
-        <w:gridCol w:w="2351"/>
-        <w:gridCol w:w="2611"/>
+        <w:gridCol w:w="2350"/>
+        <w:gridCol w:w="2612"/>
       </w:tblGrid>
       <w:tr>
         <w:trPr>
@@ -7404,17 +7393,16 @@
           </w:tcPr>
           <w:p>
             <w:pPr>
-              <w:pStyle w:val="TextBody"/>
+              <w:pStyle w:val="BodyText"/>
               <w:widowControl w:val="false"/>
               <w:suppressAutoHyphens w:val="true"/>
               <w:spacing w:before="74" w:after="0"/>
-              <w:ind w:left="0" w:hanging="0"/>
+              <w:ind w:hanging="0" w:left="0"/>
               <w:jc w:val="center"/>
               <w:rPr>
-                <w:b/>
                 <w:b/>
                 <w:bCs/>
-                <w:color w:val="FFFFFF" w:themeColor="background1"/>
+                <w:color w:themeColor="background1" w:val="FFFFFF"/>
                 <w:sz w:val="24"/>
                 <w:szCs w:val="24"/>
                 <w:lang w:val="it-IT"/>
@@ -7425,7 +7413,7 @@
                 <w:rFonts w:cs=""/>
                 <w:b/>
                 <w:bCs/>
-                <w:color w:val="FFFFFF" w:themeColor="background1"/>
+                <w:color w:themeColor="background1" w:val="FFFFFF"/>
                 <w:kern w:val="0"/>
                 <w:sz w:val="24"/>
                 <w:szCs w:val="24"/>
@@ -7443,17 +7431,16 @@
           </w:tcPr>
           <w:p>
             <w:pPr>
-              <w:pStyle w:val="TextBody"/>
+              <w:pStyle w:val="BodyText"/>
               <w:widowControl w:val="false"/>
               <w:suppressAutoHyphens w:val="true"/>
               <w:spacing w:before="74" w:after="0"/>
-              <w:ind w:left="0" w:hanging="0"/>
+              <w:ind w:hanging="0" w:left="0"/>
               <w:jc w:val="center"/>
               <w:rPr>
-                <w:b/>
                 <w:b/>
                 <w:bCs/>
-                <w:color w:val="FFFFFF" w:themeColor="background1"/>
+                <w:color w:themeColor="background1" w:val="FFFFFF"/>
                 <w:sz w:val="24"/>
                 <w:szCs w:val="24"/>
                 <w:lang w:val="it-IT"/>
@@ -7463,7 +7450,7 @@
               <w:rPr>
                 <w:b/>
                 <w:bCs/>
-                <w:color w:val="FFFFFF" w:themeColor="background1"/>
+                <w:color w:themeColor="background1" w:val="FFFFFF"/>
                 <w:sz w:val="24"/>
                 <w:szCs w:val="24"/>
                 <w:lang w:val="it-IT"/>
@@ -7481,17 +7468,16 @@
           </w:tcPr>
           <w:p>
             <w:pPr>
-              <w:pStyle w:val="TextBody"/>
+              <w:pStyle w:val="BodyText"/>
               <w:widowControl w:val="false"/>
               <w:suppressAutoHyphens w:val="true"/>
               <w:spacing w:before="74" w:after="0"/>
-              <w:ind w:left="0" w:hanging="0"/>
+              <w:ind w:hanging="0" w:left="0"/>
               <w:jc w:val="center"/>
               <w:rPr>
-                <w:b/>
                 <w:b/>
                 <w:bCs/>
-                <w:color w:val="FFFFFF" w:themeColor="background1"/>
+                <w:color w:themeColor="background1" w:val="FFFFFF"/>
                 <w:sz w:val="24"/>
                 <w:szCs w:val="24"/>
                 <w:lang w:val="it-IT"/>
@@ -7502,7 +7488,7 @@
                 <w:rFonts w:cs=""/>
                 <w:b/>
                 <w:bCs/>
-                <w:color w:val="FFFFFF" w:themeColor="background1"/>
+                <w:color w:themeColor="background1" w:val="FFFFFF"/>
                 <w:kern w:val="0"/>
                 <w:sz w:val="24"/>
                 <w:szCs w:val="24"/>
@@ -7526,11 +7512,11 @@
           </w:tcPr>
           <w:p>
             <w:pPr>
-              <w:pStyle w:val="TextBody"/>
+              <w:pStyle w:val="BodyText"/>
               <w:widowControl w:val="false"/>
               <w:suppressAutoHyphens w:val="true"/>
               <w:spacing w:before="74" w:after="0"/>
-              <w:ind w:left="0" w:hanging="0"/>
+              <w:ind w:hanging="0" w:left="0"/>
               <w:jc w:val="center"/>
               <w:rPr>
                 <w:lang w:val="it-IT"/>
@@ -7550,11 +7536,11 @@
           </w:tcPr>
           <w:p>
             <w:pPr>
-              <w:pStyle w:val="TextBody"/>
+              <w:pStyle w:val="BodyText"/>
               <w:widowControl w:val="false"/>
               <w:suppressAutoHyphens w:val="true"/>
               <w:spacing w:before="74" w:after="0"/>
-              <w:ind w:left="0" w:hanging="0"/>
+              <w:ind w:hanging="0" w:left="0"/>
               <w:jc w:val="center"/>
               <w:rPr>
                 <w:lang w:val="it-IT"/>
@@ -7574,14 +7560,13 @@
           </w:tcPr>
           <w:p>
             <w:pPr>
-              <w:pStyle w:val="TextBody"/>
+              <w:pStyle w:val="BodyText"/>
               <w:widowControl w:val="false"/>
               <w:suppressAutoHyphens w:val="true"/>
               <w:spacing w:before="74" w:after="0"/>
-              <w:ind w:left="0" w:hanging="0"/>
+              <w:ind w:hanging="0" w:left="0"/>
               <w:jc w:val="center"/>
               <w:rPr>
-                <w:b/>
                 <w:b/>
                 <w:bCs/>
                 <w:sz w:val="22"/>
@@ -7605,19 +7590,18 @@
         </w:tc>
         <w:tc>
           <w:tcPr>
-            <w:tcW w:w="2351" w:type="dxa"/>
+            <w:tcW w:w="2350" w:type="dxa"/>
             <w:tcBorders/>
           </w:tcPr>
           <w:p>
             <w:pPr>
-              <w:pStyle w:val="TextBody"/>
+              <w:pStyle w:val="BodyText"/>
               <w:widowControl w:val="false"/>
               <w:suppressAutoHyphens w:val="true"/>
               <w:spacing w:before="74" w:after="0"/>
-              <w:ind w:left="0" w:hanging="0"/>
+              <w:ind w:hanging="0" w:left="0"/>
               <w:jc w:val="center"/>
               <w:rPr>
-                <w:b/>
                 <w:b/>
                 <w:bCs/>
                 <w:sz w:val="22"/>
@@ -7641,19 +7625,18 @@
         </w:tc>
         <w:tc>
           <w:tcPr>
-            <w:tcW w:w="2611" w:type="dxa"/>
+            <w:tcW w:w="2612" w:type="dxa"/>
             <w:tcBorders/>
           </w:tcPr>
           <w:p>
             <w:pPr>
-              <w:pStyle w:val="TextBody"/>
+              <w:pStyle w:val="BodyText"/>
               <w:widowControl w:val="false"/>
               <w:suppressAutoHyphens w:val="true"/>
               <w:spacing w:before="74" w:after="0"/>
-              <w:ind w:left="0" w:hanging="0"/>
+              <w:ind w:hanging="0" w:left="0"/>
               <w:jc w:val="center"/>
               <w:rPr>
-                <w:b/>
                 <w:b/>
                 <w:bCs/>
                 <w:sz w:val="22"/>
@@ -7711,7 +7694,11 @@
         </w:rPr>
       </w:pPr>
       <w:r>
-        <w:rPr/>
+        <w:rPr>
+          <w:rFonts w:eastAsia="Arial" w:cs="Arial" w:ascii="Arial" w:hAnsi="Arial"/>
+          <w:sz w:val="24"/>
+          <w:szCs w:val="24"/>
+        </w:rPr>
       </w:r>
     </w:p>
     <w:p>
@@ -7803,7 +7790,6 @@
         <w:rPr>
           <w:rFonts w:ascii="Arial" w:hAnsi="Arial" w:eastAsia="Arial" w:cs="Arial"/>
           <w:b/>
-          <w:b/>
           <w:bCs/>
           <w:sz w:val="20"/>
           <w:szCs w:val="20"/>
@@ -7821,9 +7807,9 @@
     </w:p>
     <w:p>
       <w:pPr>
-        <w:pStyle w:val="TextBody"/>
+        <w:pStyle w:val="BodyText"/>
         <w:spacing w:lineRule="auto" w:line="271"/>
-        <w:ind w:left="0" w:right="98" w:hanging="0"/>
+        <w:ind w:hanging="0" w:left="0" w:right="98"/>
         <w:jc w:val="both"/>
         <w:rPr>
           <w:lang w:val="it-IT"/>
@@ -8628,9 +8614,9 @@
     </w:p>
     <w:p>
       <w:pPr>
-        <w:pStyle w:val="TextBody"/>
+        <w:pStyle w:val="BodyText"/>
         <w:spacing w:lineRule="auto" w:line="271"/>
-        <w:ind w:left="0" w:right="98" w:hanging="0"/>
+        <w:ind w:hanging="0" w:left="0" w:right="98"/>
         <w:jc w:val="both"/>
         <w:rPr>
           <w:lang w:val="it-IT"/>
@@ -9351,9 +9337,9 @@
     </w:p>
     <w:p>
       <w:pPr>
-        <w:pStyle w:val="TextBody"/>
+        <w:pStyle w:val="BodyText"/>
         <w:spacing w:lineRule="auto" w:line="271"/>
-        <w:ind w:left="0" w:right="99" w:hanging="0"/>
+        <w:ind w:hanging="0" w:left="0" w:right="99"/>
         <w:jc w:val="both"/>
         <w:rPr>
           <w:lang w:val="it-IT"/>
@@ -10114,10 +10100,9 @@
     <w:p>
       <w:pPr>
         <w:pStyle w:val="Heading2"/>
-        <w:ind w:left="0" w:hanging="0"/>
+        <w:ind w:hanging="0" w:left="0"/>
         <w:jc w:val="both"/>
         <w:rPr>
-          <w:b w:val="false"/>
           <w:b w:val="false"/>
           <w:bCs w:val="false"/>
           <w:lang w:val="it-IT"/>
@@ -10183,7 +10168,6 @@
         <w:spacing w:before="10" w:after="0"/>
         <w:rPr>
           <w:rFonts w:ascii="Arial" w:hAnsi="Arial" w:eastAsia="Arial" w:cs="Arial"/>
-          <w:b/>
           <w:b/>
           <w:bCs/>
           <w:sz w:val="19"/>
@@ -10236,17 +10220,16 @@
           </w:tcPr>
           <w:p>
             <w:pPr>
-              <w:pStyle w:val="TextBody"/>
+              <w:pStyle w:val="BodyText"/>
               <w:widowControl w:val="false"/>
               <w:suppressAutoHyphens w:val="true"/>
               <w:spacing w:before="74" w:after="0"/>
-              <w:ind w:left="0" w:hanging="0"/>
+              <w:ind w:hanging="0" w:left="0"/>
               <w:jc w:val="center"/>
               <w:rPr>
-                <w:b/>
                 <w:b/>
                 <w:bCs/>
-                <w:color w:val="FFFFFF" w:themeColor="background1"/>
+                <w:color w:themeColor="background1" w:val="FFFFFF"/>
                 <w:sz w:val="24"/>
                 <w:szCs w:val="24"/>
                 <w:lang w:val="it-IT"/>
@@ -10257,7 +10240,7 @@
                 <w:rFonts w:cs=""/>
                 <w:b/>
                 <w:bCs/>
-                <w:color w:val="FFFFFF" w:themeColor="background1"/>
+                <w:color w:themeColor="background1" w:val="FFFFFF"/>
                 <w:kern w:val="0"/>
                 <w:sz w:val="24"/>
                 <w:szCs w:val="24"/>
@@ -10276,17 +10259,16 @@
           </w:tcPr>
           <w:p>
             <w:pPr>
-              <w:pStyle w:val="TextBody"/>
+              <w:pStyle w:val="BodyText"/>
               <w:widowControl w:val="false"/>
               <w:suppressAutoHyphens w:val="true"/>
               <w:spacing w:before="74" w:after="0"/>
-              <w:ind w:left="0" w:hanging="0"/>
+              <w:ind w:hanging="0" w:left="0"/>
               <w:jc w:val="center"/>
               <w:rPr>
-                <w:b/>
                 <w:b/>
                 <w:bCs/>
-                <w:color w:val="FFFFFF" w:themeColor="background1"/>
+                <w:color w:themeColor="background1" w:val="FFFFFF"/>
                 <w:sz w:val="24"/>
                 <w:szCs w:val="24"/>
                 <w:lang w:val="it-IT"/>
@@ -10297,7 +10279,7 @@
                 <w:rFonts w:cs=""/>
                 <w:b/>
                 <w:bCs/>
-                <w:color w:val="FFFFFF" w:themeColor="background1"/>
+                <w:color w:themeColor="background1" w:val="FFFFFF"/>
                 <w:kern w:val="0"/>
                 <w:sz w:val="24"/>
                 <w:szCs w:val="24"/>
@@ -10315,17 +10297,16 @@
           </w:tcPr>
           <w:p>
             <w:pPr>
-              <w:pStyle w:val="TextBody"/>
+              <w:pStyle w:val="BodyText"/>
               <w:widowControl w:val="false"/>
               <w:suppressAutoHyphens w:val="true"/>
               <w:spacing w:before="74" w:after="0"/>
-              <w:ind w:left="0" w:hanging="0"/>
+              <w:ind w:hanging="0" w:left="0"/>
               <w:jc w:val="center"/>
               <w:rPr>
-                <w:b/>
                 <w:b/>
                 <w:bCs/>
-                <w:color w:val="FFFFFF" w:themeColor="background1"/>
+                <w:color w:themeColor="background1" w:val="FFFFFF"/>
                 <w:sz w:val="24"/>
                 <w:szCs w:val="24"/>
                 <w:lang w:val="it-IT"/>
@@ -10336,7 +10317,7 @@
                 <w:rFonts w:cs=""/>
                 <w:b/>
                 <w:bCs/>
-                <w:color w:val="FFFFFF" w:themeColor="background1"/>
+                <w:color w:themeColor="background1" w:val="FFFFFF"/>
                 <w:kern w:val="0"/>
                 <w:sz w:val="24"/>
                 <w:szCs w:val="24"/>
@@ -10358,11 +10339,11 @@
           </w:tcPr>
           <w:p>
             <w:pPr>
-              <w:pStyle w:val="TextBody"/>
+              <w:pStyle w:val="BodyText"/>
               <w:widowControl w:val="false"/>
               <w:suppressAutoHyphens w:val="true"/>
               <w:spacing w:before="74" w:after="0"/>
-              <w:ind w:left="0" w:hanging="0"/>
+              <w:ind w:hanging="0" w:left="0"/>
               <w:jc w:val="center"/>
               <w:rPr>
                 <w:lang w:val="it-IT"/>
@@ -10382,14 +10363,13 @@
           </w:tcPr>
           <w:p>
             <w:pPr>
-              <w:pStyle w:val="TextBody"/>
+              <w:pStyle w:val="BodyText"/>
               <w:widowControl w:val="false"/>
               <w:suppressAutoHyphens w:val="true"/>
               <w:spacing w:before="74" w:after="0"/>
-              <w:ind w:left="0" w:hanging="0"/>
+              <w:ind w:hanging="0" w:left="0"/>
               <w:jc w:val="center"/>
               <w:rPr>
-                <w:b/>
                 <w:b/>
                 <w:bCs/>
                 <w:sz w:val="22"/>
@@ -10418,14 +10398,13 @@
           </w:tcPr>
           <w:p>
             <w:pPr>
-              <w:pStyle w:val="TextBody"/>
+              <w:pStyle w:val="BodyText"/>
               <w:widowControl w:val="false"/>
               <w:suppressAutoHyphens w:val="true"/>
               <w:spacing w:before="74" w:after="0"/>
-              <w:ind w:left="0" w:hanging="0"/>
+              <w:ind w:hanging="0" w:left="0"/>
               <w:jc w:val="center"/>
               <w:rPr>
-                <w:b/>
                 <w:b/>
                 <w:bCs/>
                 <w:sz w:val="22"/>
@@ -10454,14 +10433,13 @@
           </w:tcPr>
           <w:p>
             <w:pPr>
-              <w:pStyle w:val="TextBody"/>
+              <w:pStyle w:val="BodyText"/>
               <w:widowControl w:val="false"/>
               <w:suppressAutoHyphens w:val="true"/>
               <w:spacing w:before="74" w:after="0"/>
-              <w:ind w:left="0" w:hanging="0"/>
+              <w:ind w:hanging="0" w:left="0"/>
               <w:jc w:val="center"/>
               <w:rPr>
-                <w:b/>
                 <w:b/>
                 <w:bCs/>
                 <w:sz w:val="22"/>
@@ -10490,11 +10468,11 @@
           </w:tcPr>
           <w:p>
             <w:pPr>
-              <w:pStyle w:val="TextBody"/>
+              <w:pStyle w:val="BodyText"/>
               <w:widowControl w:val="false"/>
               <w:suppressAutoHyphens w:val="true"/>
               <w:spacing w:before="74" w:after="0"/>
-              <w:ind w:left="0" w:hanging="0"/>
+              <w:ind w:hanging="0" w:left="0"/>
               <w:jc w:val="center"/>
               <w:rPr>
                 <w:lang w:val="it-IT"/>
@@ -10518,7 +10496,6 @@
         <w:rPr>
           <w:rFonts w:ascii="Arial" w:hAnsi="Arial" w:eastAsia="Arial"/>
           <w:b/>
-          <w:b/>
           <w:bCs/>
           <w:color w:val="C49391"/>
           <w:spacing w:val="-1"/>
@@ -10545,7 +10522,6 @@
         <w:pStyle w:val="Normal"/>
         <w:rPr>
           <w:rFonts w:ascii="Arial" w:hAnsi="Arial" w:eastAsia="Arial"/>
-          <w:b/>
           <w:b/>
           <w:bCs/>
           <w:color w:val="C49391"/>
@@ -10584,11 +10560,11 @@
         <w:tblLook w:val="04a0" w:noHBand="0" w:noVBand="1" w:firstColumn="1" w:lastRow="0" w:lastColumn="0" w:firstRow="1"/>
       </w:tblPr>
       <w:tblGrid>
-        <w:gridCol w:w="1794"/>
+        <w:gridCol w:w="1793"/>
         <w:gridCol w:w="2427"/>
-        <w:gridCol w:w="2352"/>
-        <w:gridCol w:w="1344"/>
-        <w:gridCol w:w="2433"/>
+        <w:gridCol w:w="2353"/>
+        <w:gridCol w:w="1343"/>
+        <w:gridCol w:w="2434"/>
       </w:tblGrid>
       <w:tr>
         <w:trPr>
@@ -10596,23 +10572,22 @@
         </w:trPr>
         <w:tc>
           <w:tcPr>
-            <w:tcW w:w="1794" w:type="dxa"/>
+            <w:tcW w:w="1793" w:type="dxa"/>
             <w:tcBorders/>
             <w:shd w:color="auto" w:fill="808080" w:themeFill="background1" w:themeFillShade="80" w:val="clear"/>
           </w:tcPr>
           <w:p>
             <w:pPr>
-              <w:pStyle w:val="TextBody"/>
+              <w:pStyle w:val="BodyText"/>
               <w:widowControl w:val="false"/>
               <w:suppressAutoHyphens w:val="true"/>
               <w:spacing w:before="74" w:after="0"/>
-              <w:ind w:left="0" w:hanging="0"/>
+              <w:ind w:hanging="0" w:left="0"/>
               <w:jc w:val="center"/>
               <w:rPr>
-                <w:b/>
                 <w:b/>
                 <w:bCs/>
-                <w:color w:val="FFFFFF" w:themeColor="background1"/>
+                <w:color w:themeColor="background1" w:val="FFFFFF"/>
                 <w:sz w:val="24"/>
                 <w:szCs w:val="24"/>
                 <w:lang w:val="it-IT"/>
@@ -10623,7 +10598,7 @@
                 <w:rFonts w:cs=""/>
                 <w:b/>
                 <w:bCs/>
-                <w:color w:val="FFFFFF" w:themeColor="background1"/>
+                <w:color w:themeColor="background1" w:val="FFFFFF"/>
                 <w:kern w:val="0"/>
                 <w:sz w:val="24"/>
                 <w:szCs w:val="24"/>
@@ -10642,17 +10617,16 @@
           </w:tcPr>
           <w:p>
             <w:pPr>
-              <w:pStyle w:val="TextBody"/>
+              <w:pStyle w:val="BodyText"/>
               <w:widowControl w:val="false"/>
               <w:suppressAutoHyphens w:val="true"/>
               <w:spacing w:before="74" w:after="0"/>
-              <w:ind w:left="0" w:hanging="0"/>
+              <w:ind w:hanging="0" w:left="0"/>
               <w:jc w:val="center"/>
               <w:rPr>
-                <w:b/>
                 <w:b/>
                 <w:bCs/>
-                <w:color w:val="FFFFFF" w:themeColor="background1"/>
+                <w:color w:themeColor="background1" w:val="FFFFFF"/>
                 <w:sz w:val="24"/>
                 <w:szCs w:val="24"/>
                 <w:lang w:val="it-IT"/>
@@ -10663,7 +10637,7 @@
                 <w:rFonts w:cs=""/>
                 <w:b/>
                 <w:bCs/>
-                <w:color w:val="FFFFFF" w:themeColor="background1"/>
+                <w:color w:themeColor="background1" w:val="FFFFFF"/>
                 <w:kern w:val="0"/>
                 <w:sz w:val="24"/>
                 <w:szCs w:val="24"/>
@@ -10675,23 +10649,22 @@
         </w:tc>
         <w:tc>
           <w:tcPr>
-            <w:tcW w:w="2433" w:type="dxa"/>
+            <w:tcW w:w="2434" w:type="dxa"/>
             <w:tcBorders/>
             <w:shd w:color="auto" w:fill="808080" w:themeFill="background1" w:themeFillShade="80" w:val="clear"/>
           </w:tcPr>
           <w:p>
             <w:pPr>
-              <w:pStyle w:val="TextBody"/>
+              <w:pStyle w:val="BodyText"/>
               <w:widowControl w:val="false"/>
               <w:suppressAutoHyphens w:val="true"/>
               <w:spacing w:before="74" w:after="0"/>
-              <w:ind w:left="0" w:hanging="0"/>
+              <w:ind w:hanging="0" w:left="0"/>
               <w:jc w:val="center"/>
               <w:rPr>
-                <w:b/>
                 <w:b/>
                 <w:bCs/>
-                <w:color w:val="FFFFFF" w:themeColor="background1"/>
+                <w:color w:themeColor="background1" w:val="FFFFFF"/>
                 <w:sz w:val="24"/>
                 <w:szCs w:val="24"/>
                 <w:lang w:val="it-IT"/>
@@ -10702,7 +10675,7 @@
                 <w:rFonts w:cs=""/>
                 <w:b/>
                 <w:bCs/>
-                <w:color w:val="FFFFFF" w:themeColor="background1"/>
+                <w:color w:themeColor="background1" w:val="FFFFFF"/>
                 <w:kern w:val="0"/>
                 <w:sz w:val="24"/>
                 <w:szCs w:val="24"/>
@@ -10719,16 +10692,16 @@
         </w:trPr>
         <w:tc>
           <w:tcPr>
-            <w:tcW w:w="1794" w:type="dxa"/>
+            <w:tcW w:w="1793" w:type="dxa"/>
             <w:tcBorders/>
           </w:tcPr>
           <w:p>
             <w:pPr>
-              <w:pStyle w:val="TextBody"/>
+              <w:pStyle w:val="BodyText"/>
               <w:widowControl w:val="false"/>
               <w:suppressAutoHyphens w:val="true"/>
               <w:spacing w:before="74" w:after="0"/>
-              <w:ind w:left="0" w:hanging="0"/>
+              <w:ind w:hanging="0" w:left="0"/>
               <w:jc w:val="center"/>
               <w:rPr>
                 <w:lang w:val="it-IT"/>
@@ -10748,15 +10721,14 @@
           </w:tcPr>
           <w:p>
             <w:pPr>
-              <w:pStyle w:val="TextBody"/>
+              <w:pStyle w:val="BodyText"/>
               <w:widowControl w:val="false"/>
               <w:suppressAutoHyphens w:val="true"/>
               <w:spacing w:before="74" w:after="0"/>
-              <w:ind w:left="0" w:hanging="0"/>
+              <w:ind w:hanging="0" w:left="0"/>
               <w:jc w:val="center"/>
               <w:rPr>
                 <w:rFonts w:ascii="Arial" w:hAnsi="Arial" w:eastAsia="Arial" w:cs="" w:cstheme="minorBidi"/>
-                <w:b/>
                 <w:b/>
                 <w:bCs/>
                 <w:color w:val="auto"/>
@@ -10783,20 +10755,19 @@
         </w:tc>
         <w:tc>
           <w:tcPr>
-            <w:tcW w:w="2352" w:type="dxa"/>
+            <w:tcW w:w="2353" w:type="dxa"/>
             <w:tcBorders/>
           </w:tcPr>
           <w:p>
             <w:pPr>
-              <w:pStyle w:val="TextBody"/>
+              <w:pStyle w:val="BodyText"/>
               <w:widowControl w:val="false"/>
               <w:suppressAutoHyphens w:val="true"/>
               <w:spacing w:before="74" w:after="0"/>
-              <w:ind w:left="0" w:hanging="0"/>
+              <w:ind w:hanging="0" w:left="0"/>
               <w:jc w:val="center"/>
               <w:rPr>
                 <w:rFonts w:ascii="Arial" w:hAnsi="Arial" w:eastAsia="Arial" w:cs="" w:cstheme="minorBidi"/>
-                <w:b/>
                 <w:b/>
                 <w:bCs/>
                 <w:color w:val="auto"/>
@@ -10823,19 +10794,18 @@
         </w:tc>
         <w:tc>
           <w:tcPr>
-            <w:tcW w:w="1344" w:type="dxa"/>
+            <w:tcW w:w="1343" w:type="dxa"/>
             <w:tcBorders/>
           </w:tcPr>
           <w:p>
             <w:pPr>
-              <w:pStyle w:val="TextBody"/>
+              <w:pStyle w:val="BodyText"/>
               <w:widowControl w:val="false"/>
               <w:suppressAutoHyphens w:val="true"/>
               <w:spacing w:before="74" w:after="0"/>
-              <w:ind w:left="0" w:hanging="0"/>
+              <w:ind w:hanging="0" w:left="0"/>
               <w:jc w:val="center"/>
               <w:rPr>
-                <w:b/>
                 <w:b/>
                 <w:bCs/>
                 <w:sz w:val="22"/>
@@ -10859,16 +10829,16 @@
         </w:tc>
         <w:tc>
           <w:tcPr>
-            <w:tcW w:w="2433" w:type="dxa"/>
+            <w:tcW w:w="2434" w:type="dxa"/>
             <w:tcBorders/>
           </w:tcPr>
           <w:p>
             <w:pPr>
-              <w:pStyle w:val="TextBody"/>
+              <w:pStyle w:val="BodyText"/>
               <w:widowControl w:val="false"/>
               <w:suppressAutoHyphens w:val="true"/>
               <w:spacing w:before="74" w:after="0"/>
-              <w:ind w:left="0" w:hanging="0"/>
+              <w:ind w:hanging="0" w:left="0"/>
               <w:jc w:val="center"/>
               <w:rPr>
                 <w:lang w:val="it-IT"/>
@@ -10889,7 +10859,6 @@
         <w:rPr>
           <w:rFonts w:ascii="Arial" w:hAnsi="Arial" w:eastAsia="Arial"/>
           <w:b/>
-          <w:b/>
           <w:bCs/>
           <w:color w:val="C49391"/>
           <w:spacing w:val="-1"/>
@@ -10918,7 +10887,7 @@
       <w:pPr>
         <w:pStyle w:val="Heading1"/>
         <w:spacing w:before="0" w:after="0"/>
-        <w:ind w:left="2514" w:right="2024" w:hanging="142"/>
+        <w:ind w:hanging="142" w:left="2514" w:right="2024"/>
         <w:jc w:val="center"/>
         <w:rPr>
           <w:color w:val="C49391"/>
@@ -10927,14 +10896,18 @@
         </w:rPr>
       </w:pPr>
       <w:r>
-        <w:rPr/>
+        <w:rPr>
+          <w:color w:val="C49391"/>
+          <w:spacing w:val="-1"/>
+          <w:lang w:val="it-IT"/>
+        </w:rPr>
       </w:r>
     </w:p>
     <w:p>
       <w:pPr>
         <w:pStyle w:val="Heading1"/>
         <w:spacing w:before="0" w:after="0"/>
-        <w:ind w:left="2514" w:right="2024" w:hanging="142"/>
+        <w:ind w:hanging="142" w:left="2514" w:right="2024"/>
         <w:jc w:val="center"/>
         <w:rPr>
           <w:color w:val="C49391"/>
@@ -10970,7 +10943,7 @@
     <w:p>
       <w:pPr>
         <w:pStyle w:val="Heading1"/>
-        <w:ind w:left="2514" w:right="2024" w:hanging="142"/>
+        <w:ind w:hanging="142" w:left="2514" w:right="2024"/>
         <w:jc w:val="center"/>
         <w:rPr>
           <w:color w:val="C49391"/>
@@ -11019,9 +10992,9 @@
     </w:p>
     <w:p>
       <w:pPr>
-        <w:pStyle w:val="TextBody"/>
+        <w:pStyle w:val="BodyText"/>
         <w:spacing w:lineRule="auto" w:line="271" w:before="3" w:after="0"/>
-        <w:ind w:left="0" w:right="117" w:hanging="0"/>
+        <w:ind w:hanging="0" w:left="0" w:right="117"/>
         <w:jc w:val="both"/>
         <w:rPr>
           <w:lang w:val="it-IT"/>
@@ -11035,9 +11008,9 @@
     </w:p>
     <w:p>
       <w:pPr>
-        <w:pStyle w:val="TextBody"/>
+        <w:pStyle w:val="BodyText"/>
         <w:spacing w:lineRule="auto" w:line="271" w:before="3" w:after="0"/>
-        <w:ind w:left="0" w:right="117" w:hanging="0"/>
+        <w:ind w:hanging="0" w:left="0" w:right="117"/>
         <w:jc w:val="both"/>
         <w:rPr>
           <w:lang w:val="it-IT"/>
@@ -12671,10 +12644,9 @@
     <w:p>
       <w:pPr>
         <w:pStyle w:val="Heading2"/>
-        <w:ind w:left="0" w:hanging="0"/>
+        <w:ind w:hanging="0" w:left="0"/>
         <w:jc w:val="both"/>
         <w:rPr>
-          <w:b w:val="false"/>
           <w:b w:val="false"/>
           <w:bCs w:val="false"/>
           <w:lang w:val="it-IT"/>
@@ -12735,10 +12707,9 @@
     <w:p>
       <w:pPr>
         <w:pStyle w:val="Heading2"/>
-        <w:ind w:left="0" w:hanging="0"/>
+        <w:ind w:hanging="0" w:left="0"/>
         <w:jc w:val="both"/>
         <w:rPr>
-          <w:b w:val="false"/>
           <w:b w:val="false"/>
           <w:bCs w:val="false"/>
           <w:lang w:val="it-IT"/>
@@ -12769,10 +12740,10 @@
       </w:tblPr>
       <w:tblGrid>
         <w:gridCol w:w="2340"/>
-        <w:gridCol w:w="1435"/>
+        <w:gridCol w:w="1434"/>
         <w:gridCol w:w="2181"/>
         <w:gridCol w:w="1350"/>
-        <w:gridCol w:w="3104"/>
+        <w:gridCol w:w="3105"/>
       </w:tblGrid>
       <w:tr>
         <w:trPr>
@@ -12786,17 +12757,16 @@
           </w:tcPr>
           <w:p>
             <w:pPr>
-              <w:pStyle w:val="TextBody"/>
+              <w:pStyle w:val="BodyText"/>
               <w:widowControl w:val="false"/>
               <w:suppressAutoHyphens w:val="true"/>
               <w:spacing w:before="74" w:after="0"/>
-              <w:ind w:left="0" w:hanging="0"/>
+              <w:ind w:hanging="0" w:left="0"/>
               <w:jc w:val="center"/>
               <w:rPr>
-                <w:b/>
                 <w:b/>
                 <w:bCs/>
-                <w:color w:val="FFFFFF" w:themeColor="background1"/>
+                <w:color w:themeColor="background1" w:val="FFFFFF"/>
                 <w:sz w:val="24"/>
                 <w:szCs w:val="24"/>
                 <w:lang w:val="it-IT"/>
@@ -12807,7 +12777,7 @@
                 <w:rFonts w:cs=""/>
                 <w:b/>
                 <w:bCs/>
-                <w:color w:val="FFFFFF" w:themeColor="background1"/>
+                <w:color w:themeColor="background1" w:val="FFFFFF"/>
                 <w:kern w:val="0"/>
                 <w:sz w:val="24"/>
                 <w:szCs w:val="24"/>
@@ -12819,24 +12789,23 @@
         </w:tc>
         <w:tc>
           <w:tcPr>
-            <w:tcW w:w="4966" w:type="dxa"/>
+            <w:tcW w:w="4965" w:type="dxa"/>
             <w:gridSpan w:val="3"/>
             <w:tcBorders/>
             <w:shd w:color="auto" w:fill="808080" w:themeFill="background1" w:themeFillShade="80" w:val="clear"/>
           </w:tcPr>
           <w:p>
             <w:pPr>
-              <w:pStyle w:val="TextBody"/>
+              <w:pStyle w:val="BodyText"/>
               <w:widowControl w:val="false"/>
               <w:suppressAutoHyphens w:val="true"/>
               <w:spacing w:before="74" w:after="0"/>
-              <w:ind w:left="0" w:hanging="0"/>
+              <w:ind w:hanging="0" w:left="0"/>
               <w:jc w:val="center"/>
               <w:rPr>
-                <w:b/>
                 <w:b/>
                 <w:bCs/>
-                <w:color w:val="FFFFFF" w:themeColor="background1"/>
+                <w:color w:themeColor="background1" w:val="FFFFFF"/>
                 <w:sz w:val="24"/>
                 <w:szCs w:val="24"/>
                 <w:lang w:val="it-IT"/>
@@ -12847,7 +12816,7 @@
                 <w:rFonts w:cs=""/>
                 <w:b/>
                 <w:bCs/>
-                <w:color w:val="FFFFFF" w:themeColor="background1"/>
+                <w:color w:themeColor="background1" w:val="FFFFFF"/>
                 <w:kern w:val="0"/>
                 <w:sz w:val="24"/>
                 <w:szCs w:val="24"/>
@@ -12859,23 +12828,22 @@
         </w:tc>
         <w:tc>
           <w:tcPr>
-            <w:tcW w:w="3104" w:type="dxa"/>
+            <w:tcW w:w="3105" w:type="dxa"/>
             <w:tcBorders/>
             <w:shd w:color="auto" w:fill="808080" w:themeFill="background1" w:themeFillShade="80" w:val="clear"/>
           </w:tcPr>
           <w:p>
             <w:pPr>
-              <w:pStyle w:val="TextBody"/>
+              <w:pStyle w:val="BodyText"/>
               <w:widowControl w:val="false"/>
               <w:suppressAutoHyphens w:val="true"/>
               <w:spacing w:before="74" w:after="0"/>
-              <w:ind w:left="0" w:hanging="0"/>
+              <w:ind w:hanging="0" w:left="0"/>
               <w:jc w:val="center"/>
               <w:rPr>
-                <w:b/>
                 <w:b/>
                 <w:bCs/>
-                <w:color w:val="FFFFFF" w:themeColor="background1"/>
+                <w:color w:themeColor="background1" w:val="FFFFFF"/>
                 <w:sz w:val="24"/>
                 <w:szCs w:val="24"/>
                 <w:lang w:val="it-IT"/>
@@ -12886,7 +12854,7 @@
                 <w:rFonts w:cs=""/>
                 <w:b/>
                 <w:bCs/>
-                <w:color w:val="FFFFFF" w:themeColor="background1"/>
+                <w:color w:themeColor="background1" w:val="FFFFFF"/>
                 <w:kern w:val="0"/>
                 <w:sz w:val="24"/>
                 <w:szCs w:val="24"/>
@@ -12908,11 +12876,11 @@
           </w:tcPr>
           <w:p>
             <w:pPr>
-              <w:pStyle w:val="TextBody"/>
+              <w:pStyle w:val="BodyText"/>
               <w:widowControl w:val="false"/>
               <w:suppressAutoHyphens w:val="true"/>
               <w:spacing w:before="74" w:after="0"/>
-              <w:ind w:left="0" w:hanging="0"/>
+              <w:ind w:hanging="0" w:left="0"/>
               <w:jc w:val="center"/>
               <w:rPr>
                 <w:lang w:val="it-IT"/>
@@ -12927,19 +12895,18 @@
         </w:tc>
         <w:tc>
           <w:tcPr>
-            <w:tcW w:w="1435" w:type="dxa"/>
+            <w:tcW w:w="1434" w:type="dxa"/>
             <w:tcBorders/>
           </w:tcPr>
           <w:p>
             <w:pPr>
-              <w:pStyle w:val="TextBody"/>
+              <w:pStyle w:val="BodyText"/>
               <w:widowControl w:val="false"/>
               <w:suppressAutoHyphens w:val="true"/>
               <w:spacing w:before="74" w:after="0"/>
-              <w:ind w:left="0" w:hanging="0"/>
+              <w:ind w:hanging="0" w:left="0"/>
               <w:jc w:val="center"/>
               <w:rPr>
-                <w:b/>
                 <w:b/>
                 <w:bCs/>
                 <w:sz w:val="22"/>
@@ -12968,14 +12935,13 @@
           </w:tcPr>
           <w:p>
             <w:pPr>
-              <w:pStyle w:val="TextBody"/>
+              <w:pStyle w:val="BodyText"/>
               <w:widowControl w:val="false"/>
               <w:suppressAutoHyphens w:val="true"/>
               <w:spacing w:before="74" w:after="0"/>
-              <w:ind w:left="0" w:hanging="0"/>
+              <w:ind w:hanging="0" w:left="0"/>
               <w:jc w:val="center"/>
               <w:rPr>
-                <w:b/>
                 <w:b/>
                 <w:bCs/>
                 <w:sz w:val="22"/>
@@ -13004,14 +12970,13 @@
           </w:tcPr>
           <w:p>
             <w:pPr>
-              <w:pStyle w:val="TextBody"/>
+              <w:pStyle w:val="BodyText"/>
               <w:widowControl w:val="false"/>
               <w:suppressAutoHyphens w:val="true"/>
               <w:spacing w:before="74" w:after="0"/>
-              <w:ind w:left="0" w:hanging="0"/>
+              <w:ind w:hanging="0" w:left="0"/>
               <w:jc w:val="center"/>
               <w:rPr>
-                <w:b/>
                 <w:b/>
                 <w:bCs/>
                 <w:sz w:val="22"/>
@@ -13035,16 +13000,16 @@
         </w:tc>
         <w:tc>
           <w:tcPr>
-            <w:tcW w:w="3104" w:type="dxa"/>
+            <w:tcW w:w="3105" w:type="dxa"/>
             <w:tcBorders/>
           </w:tcPr>
           <w:p>
             <w:pPr>
-              <w:pStyle w:val="TextBody"/>
+              <w:pStyle w:val="BodyText"/>
               <w:widowControl w:val="false"/>
               <w:suppressAutoHyphens w:val="true"/>
               <w:spacing w:before="74" w:after="0"/>
-              <w:ind w:left="0" w:hanging="0"/>
+              <w:ind w:hanging="0" w:left="0"/>
               <w:jc w:val="center"/>
               <w:rPr>
                 <w:lang w:val="it-IT"/>
@@ -13065,10 +13030,9 @@
     <w:p>
       <w:pPr>
         <w:pStyle w:val="Normal"/>
-        <w:ind w:left="0" w:hanging="0"/>
+        <w:ind w:hanging="0" w:left="0"/>
         <w:jc w:val="both"/>
         <w:rPr>
-          <w:b w:val="false"/>
           <w:b w:val="false"/>
           <w:bCs w:val="false"/>
           <w:lang w:val="it-IT"/>
@@ -13085,10 +13049,9 @@
     <w:p>
       <w:pPr>
         <w:pStyle w:val="Heading2"/>
-        <w:ind w:left="0" w:hanging="0"/>
+        <w:ind w:hanging="0" w:left="0"/>
         <w:jc w:val="both"/>
         <w:rPr>
-          <w:b w:val="false"/>
           <w:b w:val="false"/>
           <w:bCs w:val="false"/>
           <w:lang w:val="it-IT"/>
@@ -13121,8 +13084,8 @@
         <w:gridCol w:w="1621"/>
         <w:gridCol w:w="2322"/>
         <w:gridCol w:w="1621"/>
-        <w:gridCol w:w="2351"/>
-        <w:gridCol w:w="2525"/>
+        <w:gridCol w:w="2350"/>
+        <w:gridCol w:w="2526"/>
       </w:tblGrid>
       <w:tr>
         <w:trPr>
@@ -13138,17 +13101,16 @@
           </w:tcPr>
           <w:p>
             <w:pPr>
-              <w:pStyle w:val="TextBody"/>
+              <w:pStyle w:val="BodyText"/>
               <w:widowControl w:val="false"/>
               <w:suppressAutoHyphens w:val="true"/>
               <w:spacing w:before="74" w:after="0"/>
-              <w:ind w:left="0" w:hanging="0"/>
+              <w:ind w:hanging="0" w:left="0"/>
               <w:jc w:val="center"/>
               <w:rPr>
-                <w:b/>
                 <w:b/>
                 <w:bCs/>
-                <w:color w:val="FFFFFF" w:themeColor="background1"/>
+                <w:color w:themeColor="background1" w:val="FFFFFF"/>
                 <w:sz w:val="24"/>
                 <w:szCs w:val="24"/>
                 <w:lang w:val="it-IT"/>
@@ -13159,7 +13121,7 @@
                 <w:rFonts w:cs=""/>
                 <w:b/>
                 <w:bCs/>
-                <w:color w:val="FFFFFF" w:themeColor="background1"/>
+                <w:color w:themeColor="background1" w:val="FFFFFF"/>
                 <w:kern w:val="0"/>
                 <w:sz w:val="24"/>
                 <w:szCs w:val="24"/>
@@ -13177,17 +13139,16 @@
           </w:tcPr>
           <w:p>
             <w:pPr>
-              <w:pStyle w:val="TextBody"/>
+              <w:pStyle w:val="BodyText"/>
               <w:widowControl w:val="false"/>
               <w:suppressAutoHyphens w:val="true"/>
               <w:spacing w:before="74" w:after="0"/>
-              <w:ind w:left="0" w:hanging="0"/>
+              <w:ind w:hanging="0" w:left="0"/>
               <w:jc w:val="center"/>
               <w:rPr>
-                <w:b/>
                 <w:b/>
                 <w:bCs/>
-                <w:color w:val="FFFFFF" w:themeColor="background1"/>
+                <w:color w:themeColor="background1" w:val="FFFFFF"/>
                 <w:sz w:val="24"/>
                 <w:szCs w:val="24"/>
                 <w:lang w:val="it-IT"/>
@@ -13197,7 +13158,7 @@
               <w:rPr>
                 <w:b/>
                 <w:bCs/>
-                <w:color w:val="FFFFFF" w:themeColor="background1"/>
+                <w:color w:themeColor="background1" w:val="FFFFFF"/>
                 <w:sz w:val="24"/>
                 <w:szCs w:val="24"/>
                 <w:lang w:val="it-IT"/>
@@ -13215,17 +13176,16 @@
           </w:tcPr>
           <w:p>
             <w:pPr>
-              <w:pStyle w:val="TextBody"/>
+              <w:pStyle w:val="BodyText"/>
               <w:widowControl w:val="false"/>
               <w:suppressAutoHyphens w:val="true"/>
               <w:spacing w:before="74" w:after="0"/>
-              <w:ind w:left="0" w:hanging="0"/>
+              <w:ind w:hanging="0" w:left="0"/>
               <w:jc w:val="center"/>
               <w:rPr>
-                <w:b/>
                 <w:b/>
                 <w:bCs/>
-                <w:color w:val="FFFFFF" w:themeColor="background1"/>
+                <w:color w:themeColor="background1" w:val="FFFFFF"/>
                 <w:sz w:val="24"/>
                 <w:szCs w:val="24"/>
                 <w:lang w:val="it-IT"/>
@@ -13236,7 +13196,7 @@
                 <w:rFonts w:cs=""/>
                 <w:b/>
                 <w:bCs/>
-                <w:color w:val="FFFFFF" w:themeColor="background1"/>
+                <w:color w:themeColor="background1" w:val="FFFFFF"/>
                 <w:kern w:val="0"/>
                 <w:sz w:val="24"/>
                 <w:szCs w:val="24"/>
@@ -13260,11 +13220,11 @@
           </w:tcPr>
           <w:p>
             <w:pPr>
-              <w:pStyle w:val="TextBody"/>
+              <w:pStyle w:val="BodyText"/>
               <w:widowControl w:val="false"/>
               <w:suppressAutoHyphens w:val="true"/>
               <w:spacing w:before="74" w:after="0"/>
-              <w:ind w:left="0" w:hanging="0"/>
+              <w:ind w:hanging="0" w:left="0"/>
               <w:jc w:val="center"/>
               <w:rPr>
                 <w:lang w:val="it-IT"/>
@@ -13284,11 +13244,11 @@
           </w:tcPr>
           <w:p>
             <w:pPr>
-              <w:pStyle w:val="TextBody"/>
+              <w:pStyle w:val="BodyText"/>
               <w:widowControl w:val="false"/>
               <w:suppressAutoHyphens w:val="true"/>
               <w:spacing w:before="74" w:after="0"/>
-              <w:ind w:left="0" w:hanging="0"/>
+              <w:ind w:hanging="0" w:left="0"/>
               <w:jc w:val="center"/>
               <w:rPr>
                 <w:lang w:val="it-IT"/>
@@ -13308,14 +13268,13 @@
           </w:tcPr>
           <w:p>
             <w:pPr>
-              <w:pStyle w:val="TextBody"/>
+              <w:pStyle w:val="BodyText"/>
               <w:widowControl w:val="false"/>
               <w:suppressAutoHyphens w:val="true"/>
               <w:spacing w:before="74" w:after="0"/>
-              <w:ind w:left="0" w:hanging="0"/>
+              <w:ind w:hanging="0" w:left="0"/>
               <w:jc w:val="center"/>
               <w:rPr>
-                <w:b/>
                 <w:b/>
                 <w:bCs/>
                 <w:sz w:val="22"/>
@@ -13339,19 +13298,18 @@
         </w:tc>
         <w:tc>
           <w:tcPr>
-            <w:tcW w:w="2351" w:type="dxa"/>
+            <w:tcW w:w="2350" w:type="dxa"/>
             <w:tcBorders/>
           </w:tcPr>
           <w:p>
             <w:pPr>
-              <w:pStyle w:val="TextBody"/>
+              <w:pStyle w:val="BodyText"/>
               <w:widowControl w:val="false"/>
               <w:suppressAutoHyphens w:val="true"/>
               <w:spacing w:before="74" w:after="0"/>
-              <w:ind w:left="0" w:hanging="0"/>
+              <w:ind w:hanging="0" w:left="0"/>
               <w:jc w:val="center"/>
               <w:rPr>
-                <w:b/>
                 <w:b/>
                 <w:bCs/>
                 <w:sz w:val="22"/>
@@ -13375,19 +13333,18 @@
         </w:tc>
         <w:tc>
           <w:tcPr>
-            <w:tcW w:w="2525" w:type="dxa"/>
+            <w:tcW w:w="2526" w:type="dxa"/>
             <w:tcBorders/>
           </w:tcPr>
           <w:p>
             <w:pPr>
-              <w:pStyle w:val="TextBody"/>
+              <w:pStyle w:val="BodyText"/>
               <w:widowControl w:val="false"/>
               <w:suppressAutoHyphens w:val="true"/>
               <w:spacing w:before="74" w:after="0"/>
-              <w:ind w:left="0" w:hanging="0"/>
+              <w:ind w:hanging="0" w:left="0"/>
               <w:jc w:val="center"/>
               <w:rPr>
-                <w:b/>
                 <w:b/>
                 <w:bCs/>
                 <w:sz w:val="22"/>
@@ -13414,10 +13371,9 @@
     <w:p>
       <w:pPr>
         <w:pStyle w:val="Normal"/>
-        <w:ind w:left="0" w:hanging="0"/>
+        <w:ind w:hanging="0" w:left="0"/>
         <w:jc w:val="both"/>
         <w:rPr>
-          <w:b w:val="false"/>
           <w:b w:val="false"/>
           <w:bCs w:val="false"/>
           <w:lang w:val="it-IT"/>
@@ -13434,10 +13390,9 @@
     <w:p>
       <w:pPr>
         <w:pStyle w:val="Heading2"/>
-        <w:ind w:left="0" w:hanging="0"/>
+        <w:ind w:hanging="0" w:left="0"/>
         <w:jc w:val="both"/>
         <w:rPr>
-          <w:b w:val="false"/>
           <w:b w:val="false"/>
           <w:bCs w:val="false"/>
           <w:lang w:val="it-IT"/>
@@ -13475,8 +13430,8 @@
     <w:p>
       <w:pPr>
         <w:pStyle w:val="Normal"/>
-        <w:spacing w:before="59" w:after="0"/>
-        <w:ind w:left="108" w:hanging="0"/>
+        <w:spacing w:before="0" w:after="0"/>
+        <w:ind w:hanging="0" w:left="108"/>
         <w:rPr>
           <w:rFonts w:ascii="Calibri" w:hAnsi="Calibri" w:eastAsia="Calibri" w:cs="Calibri"/>
           <w:sz w:val="28"/>
@@ -13590,7 +13545,6 @@
         <w:rPr>
           <w:rFonts w:ascii="Calibri" w:hAnsi="Calibri" w:eastAsia="Calibri" w:cs="Calibri"/>
           <w:b/>
-          <w:b/>
           <w:bCs/>
           <w:sz w:val="11"/>
           <w:szCs w:val="11"/>
@@ -13610,9 +13564,9 @@
     </w:p>
     <w:p>
       <w:pPr>
-        <w:pStyle w:val="TextBody"/>
+        <w:pStyle w:val="BodyText"/>
         <w:spacing w:lineRule="auto" w:line="276" w:before="74" w:after="0"/>
-        <w:ind w:left="108" w:right="99" w:hanging="0"/>
+        <w:ind w:hanging="0" w:left="108" w:right="98"/>
         <w:jc w:val="both"/>
         <w:rPr>
           <w:lang w:val="it-IT"/>
@@ -13620,1296 +13574,83 @@
       </w:pPr>
       <w:r>
         <w:rPr>
-          <w:spacing w:val="-1"/>
-          <w:lang w:val="it-IT"/>
-        </w:rPr>
-        <w:t>Il</w:t>
-      </w:r>
-      <w:r>
-        <w:rPr>
-          <w:spacing w:val="44"/>
-          <w:lang w:val="it-IT"/>
-        </w:rPr>
-        <w:t xml:space="preserve"> </w:t>
-      </w:r>
-      <w:r>
-        <w:rPr>
-          <w:spacing w:val="-1"/>
-          <w:lang w:val="it-IT"/>
-        </w:rPr>
-        <w:t>test</w:t>
-      </w:r>
-      <w:r>
-        <w:rPr>
-          <w:spacing w:val="41"/>
-          <w:lang w:val="it-IT"/>
-        </w:rPr>
-        <w:t xml:space="preserve"> </w:t>
-      </w:r>
-      <w:r>
-        <w:rPr>
-          <w:spacing w:val="-1"/>
-          <w:lang w:val="it-IT"/>
-        </w:rPr>
-        <w:t>contempla</w:t>
-      </w:r>
-      <w:r>
-        <w:rPr>
-          <w:spacing w:val="41"/>
-          <w:lang w:val="it-IT"/>
-        </w:rPr>
-        <w:t xml:space="preserve"> </w:t>
-      </w:r>
-      <w:r>
-        <w:rPr>
-          <w:spacing w:val="-1"/>
-          <w:lang w:val="it-IT"/>
-        </w:rPr>
-        <w:t>uno</w:t>
-      </w:r>
-      <w:r>
-        <w:rPr>
-          <w:spacing w:val="40"/>
-          <w:lang w:val="it-IT"/>
-        </w:rPr>
-        <w:t xml:space="preserve"> </w:t>
-      </w:r>
-      <w:r>
-        <w:rPr>
-          <w:spacing w:val="-1"/>
-          <w:lang w:val="it-IT"/>
-        </w:rPr>
-        <w:t>studio</w:t>
-      </w:r>
-      <w:r>
-        <w:rPr>
-          <w:spacing w:val="40"/>
-          <w:lang w:val="it-IT"/>
-        </w:rPr>
-        <w:t xml:space="preserve"> </w:t>
-      </w:r>
-      <w:r>
-        <w:rPr>
-          <w:spacing w:val="-1"/>
-          <w:lang w:val="it-IT"/>
-        </w:rPr>
-        <w:t>mirato</w:t>
-      </w:r>
-      <w:r>
-        <w:rPr>
-          <w:spacing w:val="41"/>
-          <w:lang w:val="it-IT"/>
-        </w:rPr>
-        <w:t xml:space="preserve"> </w:t>
-      </w:r>
-      <w:r>
-        <w:rPr>
-          <w:spacing w:val="-1"/>
-          <w:lang w:val="it-IT"/>
-        </w:rPr>
-        <w:t>alle</w:t>
-      </w:r>
-      <w:r>
-        <w:rPr>
-          <w:spacing w:val="40"/>
-          <w:lang w:val="it-IT"/>
-        </w:rPr>
-        <w:t xml:space="preserve"> </w:t>
-      </w:r>
-      <w:r>
-        <w:rPr>
-          <w:spacing w:val="-1"/>
-          <w:lang w:val="it-IT"/>
-        </w:rPr>
-        <w:t>sole</w:t>
-      </w:r>
-      <w:r>
-        <w:rPr>
-          <w:spacing w:val="40"/>
-          <w:lang w:val="it-IT"/>
-        </w:rPr>
-        <w:t xml:space="preserve"> </w:t>
-      </w:r>
-      <w:r>
-        <w:rPr>
-          <w:spacing w:val="-1"/>
-          <w:lang w:val="it-IT"/>
-        </w:rPr>
-        <w:t>variazioni</w:t>
-      </w:r>
-      <w:r>
-        <w:rPr>
-          <w:spacing w:val="42"/>
-          <w:lang w:val="it-IT"/>
-        </w:rPr>
-        <w:t xml:space="preserve"> </w:t>
-      </w:r>
-      <w:r>
-        <w:rPr>
-          <w:spacing w:val="-2"/>
-          <w:lang w:val="it-IT"/>
-        </w:rPr>
-        <w:t>genetiche</w:t>
-      </w:r>
-      <w:r>
-        <w:rPr>
-          <w:spacing w:val="40"/>
-          <w:lang w:val="it-IT"/>
-        </w:rPr>
-        <w:t xml:space="preserve"> </w:t>
-      </w:r>
-      <w:r>
-        <w:rPr>
-          <w:spacing w:val="-1"/>
-          <w:lang w:val="it-IT"/>
-        </w:rPr>
-        <w:t>sulla</w:t>
-      </w:r>
-      <w:r>
-        <w:rPr>
-          <w:spacing w:val="42"/>
-          <w:lang w:val="it-IT"/>
-        </w:rPr>
-        <w:t xml:space="preserve"> </w:t>
-      </w:r>
-      <w:r>
-        <w:rPr>
-          <w:spacing w:val="-1"/>
-          <w:lang w:val="it-IT"/>
-        </w:rPr>
-        <w:t>cui</w:t>
-      </w:r>
-      <w:r>
-        <w:rPr>
-          <w:spacing w:val="40"/>
-          <w:lang w:val="it-IT"/>
-        </w:rPr>
-        <w:t xml:space="preserve"> </w:t>
-      </w:r>
-      <w:r>
-        <w:rPr>
-          <w:spacing w:val="-1"/>
-          <w:lang w:val="it-IT"/>
-        </w:rPr>
-        <w:t>corresponsabilità</w:t>
-      </w:r>
-      <w:r>
-        <w:rPr>
-          <w:spacing w:val="41"/>
-          <w:lang w:val="it-IT"/>
-        </w:rPr>
-        <w:t xml:space="preserve"> </w:t>
-      </w:r>
-      <w:r>
-        <w:rPr>
-          <w:spacing w:val="-1"/>
-          <w:lang w:val="it-IT"/>
-        </w:rPr>
-        <w:t>nell'insorgenza</w:t>
-      </w:r>
-      <w:r>
-        <w:rPr>
-          <w:spacing w:val="41"/>
-          <w:lang w:val="it-IT"/>
-        </w:rPr>
-        <w:t xml:space="preserve"> </w:t>
-      </w:r>
-      <w:r>
-        <w:rPr>
-          <w:spacing w:val="-1"/>
-          <w:lang w:val="it-IT"/>
-        </w:rPr>
-        <w:t>di</w:t>
-      </w:r>
-      <w:r>
-        <w:rPr>
-          <w:spacing w:val="47"/>
-          <w:w w:val="99"/>
-          <w:lang w:val="it-IT"/>
-        </w:rPr>
-        <w:t xml:space="preserve"> </w:t>
-      </w:r>
-      <w:r>
-        <w:rPr>
-          <w:spacing w:val="-1"/>
-          <w:lang w:val="it-IT"/>
-        </w:rPr>
-        <w:t>patologie</w:t>
-      </w:r>
-      <w:r>
-        <w:rPr>
-          <w:lang w:val="it-IT"/>
-        </w:rPr>
-        <w:t xml:space="preserve"> </w:t>
-      </w:r>
-      <w:r>
-        <w:rPr>
-          <w:spacing w:val="-1"/>
-          <w:lang w:val="it-IT"/>
-        </w:rPr>
-        <w:t>complesse</w:t>
-      </w:r>
-      <w:r>
-        <w:rPr>
-          <w:spacing w:val="1"/>
-          <w:lang w:val="it-IT"/>
-        </w:rPr>
-        <w:t xml:space="preserve"> </w:t>
-      </w:r>
-      <w:r>
-        <w:rPr>
-          <w:lang w:val="it-IT"/>
-        </w:rPr>
-        <w:t>(es.</w:t>
-      </w:r>
-      <w:r>
-        <w:rPr>
-          <w:spacing w:val="54"/>
-          <w:lang w:val="it-IT"/>
-        </w:rPr>
-        <w:t xml:space="preserve"> </w:t>
-      </w:r>
-      <w:r>
-        <w:rPr>
-          <w:spacing w:val="-1"/>
-          <w:lang w:val="it-IT"/>
-        </w:rPr>
-        <w:t>Obesità,</w:t>
-      </w:r>
-      <w:r>
-        <w:rPr>
-          <w:spacing w:val="1"/>
-          <w:lang w:val="it-IT"/>
-        </w:rPr>
-        <w:t xml:space="preserve"> </w:t>
-      </w:r>
-      <w:r>
-        <w:rPr>
-          <w:spacing w:val="-2"/>
-          <w:lang w:val="it-IT"/>
-        </w:rPr>
-        <w:t>Diabete</w:t>
-      </w:r>
-      <w:r>
-        <w:rPr>
-          <w:spacing w:val="1"/>
-          <w:lang w:val="it-IT"/>
-        </w:rPr>
-        <w:t xml:space="preserve"> </w:t>
-      </w:r>
-      <w:r>
-        <w:rPr>
-          <w:spacing w:val="-1"/>
-          <w:lang w:val="it-IT"/>
-        </w:rPr>
-        <w:t>di</w:t>
-      </w:r>
-      <w:r>
-        <w:rPr>
-          <w:spacing w:val="1"/>
-          <w:lang w:val="it-IT"/>
-        </w:rPr>
-        <w:t xml:space="preserve"> </w:t>
-      </w:r>
-      <w:r>
-        <w:rPr>
-          <w:spacing w:val="-1"/>
-          <w:lang w:val="it-IT"/>
-        </w:rPr>
-        <w:t>tipo</w:t>
-      </w:r>
-      <w:r>
-        <w:rPr>
-          <w:spacing w:val="55"/>
-          <w:lang w:val="it-IT"/>
-        </w:rPr>
-        <w:t xml:space="preserve"> </w:t>
-      </w:r>
-      <w:r>
-        <w:rPr>
-          <w:spacing w:val="-1"/>
-          <w:lang w:val="it-IT"/>
-        </w:rPr>
-        <w:t>2,</w:t>
-      </w:r>
-      <w:r>
-        <w:rPr>
-          <w:lang w:val="it-IT"/>
-        </w:rPr>
-        <w:t xml:space="preserve"> </w:t>
-      </w:r>
-      <w:r>
-        <w:rPr>
-          <w:spacing w:val="-1"/>
-          <w:lang w:val="it-IT"/>
-        </w:rPr>
-        <w:t>patologie</w:t>
-      </w:r>
-      <w:r>
-        <w:rPr>
-          <w:spacing w:val="2"/>
-          <w:lang w:val="it-IT"/>
-        </w:rPr>
-        <w:t xml:space="preserve"> </w:t>
-      </w:r>
-      <w:r>
-        <w:rPr>
-          <w:spacing w:val="-1"/>
-          <w:lang w:val="it-IT"/>
-        </w:rPr>
-        <w:t>cardiovascolari)</w:t>
-      </w:r>
-      <w:r>
-        <w:rPr>
-          <w:spacing w:val="1"/>
-          <w:lang w:val="it-IT"/>
-        </w:rPr>
-        <w:t xml:space="preserve"> </w:t>
-      </w:r>
-      <w:r>
-        <w:rPr>
-          <w:spacing w:val="-1"/>
-          <w:lang w:val="it-IT"/>
-        </w:rPr>
-        <w:t>vi</w:t>
-      </w:r>
-      <w:r>
-        <w:rPr>
-          <w:spacing w:val="54"/>
-          <w:lang w:val="it-IT"/>
-        </w:rPr>
-        <w:t xml:space="preserve"> </w:t>
-      </w:r>
-      <w:r>
-        <w:rPr>
-          <w:lang w:val="it-IT"/>
-        </w:rPr>
-        <w:t>è</w:t>
-      </w:r>
-      <w:r>
-        <w:rPr>
-          <w:spacing w:val="1"/>
-          <w:lang w:val="it-IT"/>
-        </w:rPr>
-        <w:t xml:space="preserve"> </w:t>
-      </w:r>
-      <w:r>
-        <w:rPr>
-          <w:lang w:val="it-IT"/>
-        </w:rPr>
-        <w:t>a</w:t>
-      </w:r>
-      <w:r>
-        <w:rPr>
-          <w:spacing w:val="1"/>
-          <w:lang w:val="it-IT"/>
-        </w:rPr>
-        <w:t xml:space="preserve"> </w:t>
-      </w:r>
-      <w:r>
-        <w:rPr>
-          <w:spacing w:val="-1"/>
-          <w:lang w:val="it-IT"/>
-        </w:rPr>
-        <w:t>sostegno</w:t>
-      </w:r>
-      <w:r>
-        <w:rPr>
-          <w:lang w:val="it-IT"/>
-        </w:rPr>
-        <w:t xml:space="preserve"> </w:t>
-      </w:r>
-      <w:r>
-        <w:rPr>
-          <w:spacing w:val="-1"/>
-          <w:lang w:val="it-IT"/>
-        </w:rPr>
-        <w:t>una</w:t>
-      </w:r>
-      <w:r>
-        <w:rPr>
-          <w:spacing w:val="1"/>
-          <w:lang w:val="it-IT"/>
-        </w:rPr>
-        <w:t xml:space="preserve"> </w:t>
-      </w:r>
-      <w:r>
-        <w:rPr>
-          <w:spacing w:val="-1"/>
-          <w:lang w:val="it-IT"/>
-        </w:rPr>
-        <w:t>estesa</w:t>
-      </w:r>
-      <w:r>
-        <w:rPr>
-          <w:spacing w:val="36"/>
-          <w:w w:val="99"/>
-          <w:lang w:val="it-IT"/>
-        </w:rPr>
-        <w:t xml:space="preserve"> </w:t>
-      </w:r>
-      <w:r>
-        <w:rPr>
-          <w:spacing w:val="-1"/>
-          <w:lang w:val="it-IT"/>
-        </w:rPr>
-        <w:t>letteratura</w:t>
-      </w:r>
-      <w:r>
-        <w:rPr>
-          <w:spacing w:val="-7"/>
-          <w:lang w:val="it-IT"/>
-        </w:rPr>
-        <w:t xml:space="preserve"> </w:t>
-      </w:r>
-      <w:r>
-        <w:rPr>
-          <w:spacing w:val="-1"/>
-          <w:lang w:val="it-IT"/>
-        </w:rPr>
-        <w:t>scientifica.</w:t>
-      </w:r>
-      <w:r>
-        <w:rPr>
-          <w:spacing w:val="-9"/>
-          <w:lang w:val="it-IT"/>
-        </w:rPr>
-        <w:t xml:space="preserve"> </w:t>
-      </w:r>
-      <w:r>
-        <w:rPr>
-          <w:spacing w:val="-1"/>
-          <w:lang w:val="it-IT"/>
-        </w:rPr>
-        <w:t>Questo</w:t>
-      </w:r>
-      <w:r>
-        <w:rPr>
-          <w:spacing w:val="-7"/>
-          <w:lang w:val="it-IT"/>
-        </w:rPr>
-        <w:t xml:space="preserve"> </w:t>
-      </w:r>
-      <w:r>
-        <w:rPr>
-          <w:spacing w:val="-1"/>
-          <w:lang w:val="it-IT"/>
-        </w:rPr>
-        <w:t>test</w:t>
-      </w:r>
-      <w:r>
-        <w:rPr>
-          <w:spacing w:val="-7"/>
-          <w:lang w:val="it-IT"/>
-        </w:rPr>
-        <w:t xml:space="preserve"> </w:t>
-      </w:r>
-      <w:r>
-        <w:rPr>
-          <w:spacing w:val="-1"/>
-          <w:lang w:val="it-IT"/>
-        </w:rPr>
-        <w:t>rappresenta</w:t>
-      </w:r>
-      <w:r>
-        <w:rPr>
-          <w:spacing w:val="-7"/>
-          <w:lang w:val="it-IT"/>
-        </w:rPr>
-        <w:t xml:space="preserve"> </w:t>
-      </w:r>
-      <w:r>
-        <w:rPr>
-          <w:spacing w:val="-1"/>
-          <w:lang w:val="it-IT"/>
-        </w:rPr>
-        <w:t>un</w:t>
-      </w:r>
-      <w:r>
-        <w:rPr>
-          <w:spacing w:val="-8"/>
-          <w:lang w:val="it-IT"/>
-        </w:rPr>
-        <w:t xml:space="preserve"> </w:t>
-      </w:r>
-      <w:r>
-        <w:rPr>
-          <w:spacing w:val="-1"/>
-          <w:lang w:val="it-IT"/>
-        </w:rPr>
-        <w:t>utilissimo</w:t>
-      </w:r>
-      <w:r>
-        <w:rPr>
-          <w:spacing w:val="-8"/>
-          <w:lang w:val="it-IT"/>
-        </w:rPr>
-        <w:t xml:space="preserve"> </w:t>
-      </w:r>
-      <w:r>
-        <w:rPr>
-          <w:spacing w:val="-1"/>
-          <w:lang w:val="it-IT"/>
-        </w:rPr>
-        <w:t>strumento</w:t>
-      </w:r>
-      <w:r>
-        <w:rPr>
-          <w:spacing w:val="-8"/>
-          <w:lang w:val="it-IT"/>
-        </w:rPr>
-        <w:t xml:space="preserve"> </w:t>
-      </w:r>
-      <w:r>
-        <w:rPr>
-          <w:spacing w:val="-1"/>
-          <w:lang w:val="it-IT"/>
-        </w:rPr>
-        <w:t>ai</w:t>
-      </w:r>
-      <w:r>
-        <w:rPr>
-          <w:spacing w:val="-8"/>
-          <w:lang w:val="it-IT"/>
-        </w:rPr>
-        <w:t xml:space="preserve"> </w:t>
-      </w:r>
-      <w:r>
-        <w:rPr>
-          <w:spacing w:val="-1"/>
-          <w:lang w:val="it-IT"/>
-        </w:rPr>
-        <w:t>fini</w:t>
-      </w:r>
-      <w:r>
-        <w:rPr>
-          <w:spacing w:val="-8"/>
-          <w:lang w:val="it-IT"/>
-        </w:rPr>
-        <w:t xml:space="preserve"> </w:t>
-      </w:r>
-      <w:r>
-        <w:rPr>
-          <w:spacing w:val="-1"/>
-          <w:lang w:val="it-IT"/>
-        </w:rPr>
-        <w:t>del</w:t>
-      </w:r>
-      <w:r>
-        <w:rPr>
-          <w:spacing w:val="-9"/>
-          <w:lang w:val="it-IT"/>
-        </w:rPr>
-        <w:t xml:space="preserve"> </w:t>
-      </w:r>
-      <w:r>
-        <w:rPr>
-          <w:spacing w:val="-1"/>
-          <w:lang w:val="it-IT"/>
-        </w:rPr>
-        <w:t>tuo</w:t>
-      </w:r>
-      <w:r>
-        <w:rPr>
-          <w:spacing w:val="-8"/>
-          <w:lang w:val="it-IT"/>
-        </w:rPr>
-        <w:t xml:space="preserve"> </w:t>
-      </w:r>
-      <w:r>
-        <w:rPr>
-          <w:spacing w:val="-1"/>
-          <w:lang w:val="it-IT"/>
-        </w:rPr>
-        <w:t>benessere.</w:t>
+          <w:rFonts w:eastAsia="Arial" w:cs="Arial"/>
+          <w:spacing w:val="-1"/>
+          <w:sz w:val="20"/>
+          <w:szCs w:val="20"/>
+          <w:lang w:val="it-IT"/>
+        </w:rPr>
+        <w:t xml:space="preserve">Il test si concentra esclusivamente sulle variazioni genetiche la cui correlazione con l'insorgenza di patologie complesse (come obesità, diabete di tipo 2 e malattie cardiovascolari) è supportata da un'ampia letteratura scientifica. Questo test rappresenta un utile strumento per il tuo benessere, ma </w:t>
+      </w:r>
+      <w:r>
+        <w:rPr>
+          <w:rFonts w:eastAsia="Arial" w:cs="Arial"/>
+          <w:b/>
+          <w:bCs/>
+          <w:spacing w:val="-1"/>
+          <w:sz w:val="20"/>
+          <w:szCs w:val="20"/>
+          <w:lang w:val="it-IT"/>
+        </w:rPr>
+        <w:t>non costituisce una diagnosi clinica e non sostituisce il parere del medico</w:t>
+      </w:r>
+      <w:r>
+        <w:rPr>
+          <w:rFonts w:eastAsia="Arial" w:cs="Arial"/>
+          <w:spacing w:val="-1"/>
+          <w:sz w:val="20"/>
+          <w:szCs w:val="20"/>
+          <w:lang w:val="it-IT"/>
+        </w:rPr>
+        <w:t xml:space="preserve">. I risultati devono essere valutati ed approvati alla luce della storia anamnestica personale su </w:t>
+      </w:r>
+      <w:r>
+        <w:rPr>
+          <w:rFonts w:eastAsia="Arial" w:cs="Arial"/>
+          <w:b/>
+          <w:bCs/>
+          <w:spacing w:val="-1"/>
+          <w:sz w:val="20"/>
+          <w:szCs w:val="20"/>
+          <w:lang w:val="it-IT"/>
+        </w:rPr>
+        <w:t>verifica del medico curante</w:t>
+      </w:r>
+      <w:r>
+        <w:rPr>
+          <w:rFonts w:eastAsia="Arial" w:cs="Arial"/>
+          <w:spacing w:val="-1"/>
+          <w:sz w:val="20"/>
+          <w:szCs w:val="20"/>
+          <w:lang w:val="it-IT"/>
+        </w:rPr>
+        <w:t>.</w:t>
       </w:r>
     </w:p>
     <w:p>
       <w:pPr>
         <w:pStyle w:val="Normal"/>
-        <w:spacing w:before="2" w:after="0"/>
-        <w:ind w:left="108" w:hanging="0"/>
-        <w:jc w:val="both"/>
         <w:rPr>
           <w:rFonts w:ascii="Arial" w:hAnsi="Arial" w:eastAsia="Arial" w:cs="Arial"/>
-          <w:sz w:val="20"/>
-          <w:szCs w:val="20"/>
+          <w:sz w:val="24"/>
+          <w:szCs w:val="24"/>
           <w:lang w:val="it-IT"/>
         </w:rPr>
       </w:pPr>
       <w:r>
         <w:rPr>
-          <w:rFonts w:ascii="Arial" w:hAnsi="Arial"/>
-          <w:spacing w:val="-1"/>
-          <w:sz w:val="20"/>
-          <w:lang w:val="it-IT"/>
-        </w:rPr>
-        <w:t>Va</w:t>
-      </w:r>
-      <w:r>
-        <w:rPr>
-          <w:rFonts w:ascii="Arial" w:hAnsi="Arial"/>
-          <w:spacing w:val="-10"/>
-          <w:sz w:val="20"/>
-          <w:lang w:val="it-IT"/>
-        </w:rPr>
-        <w:t xml:space="preserve"> </w:t>
-      </w:r>
-      <w:r>
-        <w:rPr>
-          <w:rFonts w:ascii="Arial" w:hAnsi="Arial"/>
-          <w:spacing w:val="-1"/>
-          <w:sz w:val="20"/>
-          <w:lang w:val="it-IT"/>
-        </w:rPr>
-        <w:t>però</w:t>
-      </w:r>
-      <w:r>
-        <w:rPr>
-          <w:rFonts w:ascii="Arial" w:hAnsi="Arial"/>
-          <w:spacing w:val="-6"/>
-          <w:sz w:val="20"/>
-          <w:lang w:val="it-IT"/>
-        </w:rPr>
-        <w:t xml:space="preserve"> </w:t>
-      </w:r>
-      <w:r>
-        <w:rPr>
-          <w:rFonts w:ascii="Arial" w:hAnsi="Arial"/>
-          <w:spacing w:val="-1"/>
-          <w:sz w:val="20"/>
-          <w:lang w:val="it-IT"/>
-        </w:rPr>
-        <w:t>sottolineato</w:t>
-      </w:r>
-      <w:r>
-        <w:rPr>
-          <w:rFonts w:ascii="Arial" w:hAnsi="Arial"/>
-          <w:spacing w:val="-10"/>
-          <w:sz w:val="20"/>
-          <w:lang w:val="it-IT"/>
-        </w:rPr>
-        <w:t xml:space="preserve"> </w:t>
-      </w:r>
-      <w:r>
-        <w:rPr>
-          <w:rFonts w:ascii="Arial" w:hAnsi="Arial"/>
-          <w:spacing w:val="-1"/>
-          <w:sz w:val="20"/>
-          <w:lang w:val="it-IT"/>
-        </w:rPr>
-        <w:t>che</w:t>
-      </w:r>
-      <w:r>
-        <w:rPr>
-          <w:rFonts w:ascii="Arial" w:hAnsi="Arial"/>
-          <w:spacing w:val="-5"/>
-          <w:sz w:val="20"/>
-          <w:lang w:val="it-IT"/>
-        </w:rPr>
-        <w:t xml:space="preserve"> </w:t>
-      </w:r>
-      <w:r>
-        <w:rPr>
-          <w:rFonts w:ascii="Arial" w:hAnsi="Arial"/>
-          <w:b/>
-          <w:sz w:val="20"/>
-          <w:lang w:val="it-IT"/>
-        </w:rPr>
-        <w:t>non</w:t>
-      </w:r>
-      <w:r>
-        <w:rPr>
-          <w:rFonts w:ascii="Arial" w:hAnsi="Arial"/>
-          <w:b/>
-          <w:spacing w:val="-8"/>
-          <w:sz w:val="20"/>
-          <w:lang w:val="it-IT"/>
-        </w:rPr>
-        <w:t xml:space="preserve"> </w:t>
-      </w:r>
-      <w:r>
-        <w:rPr>
-          <w:rFonts w:ascii="Arial" w:hAnsi="Arial"/>
-          <w:b/>
-          <w:sz w:val="20"/>
-          <w:lang w:val="it-IT"/>
-        </w:rPr>
-        <w:t>rappresenta</w:t>
-      </w:r>
-      <w:r>
-        <w:rPr>
-          <w:rFonts w:ascii="Arial" w:hAnsi="Arial"/>
-          <w:b/>
-          <w:spacing w:val="-8"/>
-          <w:sz w:val="20"/>
-          <w:lang w:val="it-IT"/>
-        </w:rPr>
-        <w:t xml:space="preserve"> </w:t>
-      </w:r>
-      <w:r>
-        <w:rPr>
-          <w:rFonts w:ascii="Arial" w:hAnsi="Arial"/>
-          <w:b/>
-          <w:sz w:val="20"/>
-          <w:lang w:val="it-IT"/>
-        </w:rPr>
-        <w:t>una</w:t>
-      </w:r>
-      <w:r>
-        <w:rPr>
-          <w:rFonts w:ascii="Arial" w:hAnsi="Arial"/>
-          <w:b/>
-          <w:spacing w:val="-7"/>
-          <w:sz w:val="20"/>
-          <w:lang w:val="it-IT"/>
-        </w:rPr>
-        <w:t xml:space="preserve"> </w:t>
-      </w:r>
-      <w:r>
-        <w:rPr>
-          <w:rFonts w:ascii="Arial" w:hAnsi="Arial"/>
-          <w:b/>
-          <w:sz w:val="20"/>
-          <w:lang w:val="it-IT"/>
-        </w:rPr>
-        <w:t>diagnosi</w:t>
-      </w:r>
-      <w:r>
-        <w:rPr>
-          <w:rFonts w:ascii="Arial" w:hAnsi="Arial"/>
-          <w:b/>
-          <w:spacing w:val="-7"/>
-          <w:sz w:val="20"/>
-          <w:lang w:val="it-IT"/>
-        </w:rPr>
-        <w:t xml:space="preserve"> </w:t>
-      </w:r>
-      <w:r>
-        <w:rPr>
-          <w:rFonts w:ascii="Arial" w:hAnsi="Arial"/>
-          <w:b/>
-          <w:spacing w:val="-1"/>
-          <w:sz w:val="20"/>
-          <w:lang w:val="it-IT"/>
-        </w:rPr>
-        <w:t>clinica,</w:t>
-      </w:r>
-      <w:r>
-        <w:rPr>
-          <w:rFonts w:ascii="Arial" w:hAnsi="Arial"/>
-          <w:b/>
-          <w:spacing w:val="-8"/>
-          <w:sz w:val="20"/>
-          <w:lang w:val="it-IT"/>
-        </w:rPr>
-        <w:t xml:space="preserve"> </w:t>
-      </w:r>
-      <w:r>
-        <w:rPr>
-          <w:rFonts w:ascii="Arial" w:hAnsi="Arial"/>
-          <w:b/>
-          <w:sz w:val="20"/>
-          <w:lang w:val="it-IT"/>
-        </w:rPr>
-        <w:t>pertanto</w:t>
-      </w:r>
-      <w:r>
-        <w:rPr>
-          <w:rFonts w:ascii="Arial" w:hAnsi="Arial"/>
-          <w:b/>
-          <w:spacing w:val="-8"/>
-          <w:sz w:val="20"/>
-          <w:lang w:val="it-IT"/>
-        </w:rPr>
-        <w:t xml:space="preserve"> </w:t>
-      </w:r>
-      <w:r>
-        <w:rPr>
-          <w:rFonts w:ascii="Arial" w:hAnsi="Arial"/>
-          <w:b/>
-          <w:sz w:val="20"/>
-          <w:lang w:val="it-IT"/>
-        </w:rPr>
-        <w:t>non</w:t>
-      </w:r>
-      <w:r>
-        <w:rPr>
-          <w:rFonts w:ascii="Arial" w:hAnsi="Arial"/>
-          <w:b/>
-          <w:spacing w:val="-8"/>
-          <w:sz w:val="20"/>
-          <w:lang w:val="it-IT"/>
-        </w:rPr>
-        <w:t xml:space="preserve"> </w:t>
-      </w:r>
-      <w:r>
-        <w:rPr>
-          <w:rFonts w:ascii="Arial" w:hAnsi="Arial"/>
-          <w:b/>
-          <w:sz w:val="20"/>
-          <w:lang w:val="it-IT"/>
-        </w:rPr>
-        <w:t>sostituisce</w:t>
-      </w:r>
-      <w:r>
-        <w:rPr>
-          <w:rFonts w:ascii="Arial" w:hAnsi="Arial"/>
-          <w:b/>
-          <w:spacing w:val="-6"/>
-          <w:sz w:val="20"/>
-          <w:lang w:val="it-IT"/>
-        </w:rPr>
-        <w:t xml:space="preserve"> </w:t>
-      </w:r>
-      <w:r>
-        <w:rPr>
-          <w:rFonts w:ascii="Arial" w:hAnsi="Arial"/>
-          <w:b/>
-          <w:spacing w:val="-1"/>
-          <w:sz w:val="20"/>
-          <w:lang w:val="it-IT"/>
-        </w:rPr>
-        <w:t>il</w:t>
-      </w:r>
-      <w:r>
-        <w:rPr>
-          <w:rFonts w:ascii="Arial" w:hAnsi="Arial"/>
-          <w:b/>
-          <w:spacing w:val="-8"/>
-          <w:sz w:val="20"/>
-          <w:lang w:val="it-IT"/>
-        </w:rPr>
-        <w:t xml:space="preserve"> </w:t>
-      </w:r>
-      <w:r>
-        <w:rPr>
-          <w:rFonts w:ascii="Arial" w:hAnsi="Arial"/>
-          <w:b/>
-          <w:spacing w:val="-1"/>
-          <w:sz w:val="20"/>
-          <w:lang w:val="it-IT"/>
-        </w:rPr>
-        <w:t>parere</w:t>
-      </w:r>
-      <w:r>
-        <w:rPr>
-          <w:rFonts w:ascii="Arial" w:hAnsi="Arial"/>
-          <w:b/>
-          <w:spacing w:val="-7"/>
-          <w:sz w:val="20"/>
-          <w:lang w:val="it-IT"/>
-        </w:rPr>
-        <w:t xml:space="preserve"> </w:t>
-      </w:r>
-      <w:r>
-        <w:rPr>
-          <w:rFonts w:ascii="Arial" w:hAnsi="Arial"/>
-          <w:b/>
-          <w:spacing w:val="-1"/>
-          <w:sz w:val="20"/>
-          <w:lang w:val="it-IT"/>
-        </w:rPr>
-        <w:t>del</w:t>
-      </w:r>
-      <w:r>
-        <w:rPr>
-          <w:rFonts w:ascii="Arial" w:hAnsi="Arial"/>
-          <w:b/>
-          <w:spacing w:val="-7"/>
-          <w:sz w:val="20"/>
-          <w:lang w:val="it-IT"/>
-        </w:rPr>
-        <w:t xml:space="preserve"> </w:t>
-      </w:r>
-      <w:r>
-        <w:rPr>
-          <w:rFonts w:ascii="Arial" w:hAnsi="Arial"/>
-          <w:b/>
-          <w:spacing w:val="-1"/>
-          <w:sz w:val="20"/>
-          <w:lang w:val="it-IT"/>
-        </w:rPr>
-        <w:t>medico</w:t>
-      </w:r>
-      <w:r>
-        <w:rPr>
-          <w:rFonts w:ascii="Arial" w:hAnsi="Arial"/>
-          <w:spacing w:val="-1"/>
-          <w:sz w:val="20"/>
-          <w:lang w:val="it-IT"/>
-        </w:rPr>
-        <w:t>.</w:t>
+          <w:rFonts w:eastAsia="Arial" w:cs="Arial" w:ascii="Arial" w:hAnsi="Arial"/>
+          <w:sz w:val="24"/>
+          <w:szCs w:val="24"/>
+          <w:lang w:val="it-IT"/>
+        </w:rPr>
       </w:r>
     </w:p>
     <w:p>
       <w:pPr>
-        <w:pStyle w:val="Normal"/>
-        <w:spacing w:lineRule="auto" w:line="288" w:before="45" w:after="0"/>
-        <w:ind w:left="108" w:right="99" w:hanging="0"/>
-        <w:jc w:val="both"/>
-        <w:rPr>
-          <w:rFonts w:ascii="Arial" w:hAnsi="Arial" w:eastAsia="Arial" w:cs="Arial"/>
-          <w:sz w:val="20"/>
-          <w:szCs w:val="20"/>
-          <w:lang w:val="it-IT"/>
-        </w:rPr>
-      </w:pPr>
-      <w:r>
-        <w:rPr>
-          <w:rFonts w:ascii="Arial" w:hAnsi="Arial"/>
-          <w:sz w:val="20"/>
-          <w:lang w:val="it-IT"/>
-        </w:rPr>
-        <w:t>I</w:t>
-      </w:r>
-      <w:r>
-        <w:rPr>
-          <w:rFonts w:ascii="Arial" w:hAnsi="Arial"/>
-          <w:spacing w:val="10"/>
-          <w:sz w:val="20"/>
-          <w:lang w:val="it-IT"/>
-        </w:rPr>
-        <w:t xml:space="preserve"> </w:t>
-      </w:r>
-      <w:r>
-        <w:rPr>
-          <w:rFonts w:ascii="Arial" w:hAnsi="Arial"/>
-          <w:spacing w:val="-1"/>
-          <w:sz w:val="20"/>
-          <w:lang w:val="it-IT"/>
-        </w:rPr>
-        <w:t>risultati</w:t>
-      </w:r>
-      <w:r>
-        <w:rPr>
-          <w:rFonts w:ascii="Arial" w:hAnsi="Arial"/>
-          <w:spacing w:val="11"/>
-          <w:sz w:val="20"/>
-          <w:lang w:val="it-IT"/>
-        </w:rPr>
-        <w:t xml:space="preserve"> </w:t>
-      </w:r>
-      <w:r>
-        <w:rPr>
-          <w:rFonts w:ascii="Arial" w:hAnsi="Arial"/>
-          <w:spacing w:val="-1"/>
-          <w:sz w:val="20"/>
-          <w:lang w:val="it-IT"/>
-        </w:rPr>
-        <w:t>devono</w:t>
-      </w:r>
-      <w:r>
-        <w:rPr>
-          <w:rFonts w:ascii="Arial" w:hAnsi="Arial"/>
-          <w:spacing w:val="11"/>
-          <w:sz w:val="20"/>
-          <w:lang w:val="it-IT"/>
-        </w:rPr>
-        <w:t xml:space="preserve"> </w:t>
-      </w:r>
-      <w:r>
-        <w:rPr>
-          <w:rFonts w:ascii="Arial" w:hAnsi="Arial"/>
-          <w:spacing w:val="-1"/>
-          <w:sz w:val="20"/>
-          <w:lang w:val="it-IT"/>
-        </w:rPr>
-        <w:t>essere</w:t>
-      </w:r>
-      <w:r>
-        <w:rPr>
-          <w:rFonts w:ascii="Arial" w:hAnsi="Arial"/>
-          <w:spacing w:val="11"/>
-          <w:sz w:val="20"/>
-          <w:lang w:val="it-IT"/>
-        </w:rPr>
-        <w:t xml:space="preserve"> </w:t>
-      </w:r>
-      <w:r>
-        <w:rPr>
-          <w:rFonts w:ascii="Arial" w:hAnsi="Arial"/>
-          <w:spacing w:val="-1"/>
-          <w:sz w:val="20"/>
-          <w:lang w:val="it-IT"/>
-        </w:rPr>
-        <w:t>valutati</w:t>
-      </w:r>
-      <w:r>
-        <w:rPr>
-          <w:rFonts w:ascii="Arial" w:hAnsi="Arial"/>
-          <w:spacing w:val="11"/>
-          <w:sz w:val="20"/>
-          <w:lang w:val="it-IT"/>
-        </w:rPr>
-        <w:t xml:space="preserve"> </w:t>
-      </w:r>
-      <w:r>
-        <w:rPr>
-          <w:rFonts w:ascii="Arial" w:hAnsi="Arial"/>
-          <w:spacing w:val="-1"/>
-          <w:sz w:val="20"/>
-          <w:lang w:val="it-IT"/>
-        </w:rPr>
-        <w:t>ed</w:t>
-      </w:r>
-      <w:r>
-        <w:rPr>
-          <w:rFonts w:ascii="Arial" w:hAnsi="Arial"/>
-          <w:spacing w:val="8"/>
-          <w:sz w:val="20"/>
-          <w:lang w:val="it-IT"/>
-        </w:rPr>
-        <w:t xml:space="preserve"> </w:t>
-      </w:r>
-      <w:r>
-        <w:rPr>
-          <w:rFonts w:ascii="Arial" w:hAnsi="Arial"/>
-          <w:spacing w:val="-1"/>
-          <w:sz w:val="20"/>
-          <w:lang w:val="it-IT"/>
-        </w:rPr>
-        <w:t>approvati</w:t>
-      </w:r>
-      <w:r>
-        <w:rPr>
-          <w:rFonts w:ascii="Arial" w:hAnsi="Arial"/>
-          <w:spacing w:val="9"/>
-          <w:sz w:val="20"/>
-          <w:lang w:val="it-IT"/>
-        </w:rPr>
-        <w:t xml:space="preserve"> </w:t>
-      </w:r>
-      <w:r>
-        <w:rPr>
-          <w:rFonts w:ascii="Arial" w:hAnsi="Arial"/>
-          <w:spacing w:val="-1"/>
-          <w:sz w:val="20"/>
-          <w:lang w:val="it-IT"/>
-        </w:rPr>
-        <w:t>alla</w:t>
-      </w:r>
-      <w:r>
-        <w:rPr>
-          <w:rFonts w:ascii="Arial" w:hAnsi="Arial"/>
-          <w:spacing w:val="11"/>
-          <w:sz w:val="20"/>
-          <w:lang w:val="it-IT"/>
-        </w:rPr>
-        <w:t xml:space="preserve"> </w:t>
-      </w:r>
-      <w:r>
-        <w:rPr>
-          <w:rFonts w:ascii="Arial" w:hAnsi="Arial"/>
-          <w:spacing w:val="-1"/>
-          <w:sz w:val="20"/>
-          <w:lang w:val="it-IT"/>
-        </w:rPr>
-        <w:t>luce</w:t>
-      </w:r>
-      <w:r>
-        <w:rPr>
-          <w:rFonts w:ascii="Arial" w:hAnsi="Arial"/>
-          <w:spacing w:val="9"/>
-          <w:sz w:val="20"/>
-          <w:lang w:val="it-IT"/>
-        </w:rPr>
-        <w:t xml:space="preserve"> </w:t>
-      </w:r>
-      <w:r>
-        <w:rPr>
-          <w:rFonts w:ascii="Arial" w:hAnsi="Arial"/>
-          <w:spacing w:val="-1"/>
-          <w:sz w:val="20"/>
-          <w:lang w:val="it-IT"/>
-        </w:rPr>
-        <w:t>della</w:t>
-      </w:r>
-      <w:r>
-        <w:rPr>
-          <w:rFonts w:ascii="Arial" w:hAnsi="Arial"/>
-          <w:spacing w:val="7"/>
-          <w:sz w:val="20"/>
-          <w:lang w:val="it-IT"/>
-        </w:rPr>
-        <w:t xml:space="preserve"> </w:t>
-      </w:r>
-      <w:r>
-        <w:rPr>
-          <w:rFonts w:ascii="Arial" w:hAnsi="Arial"/>
-          <w:spacing w:val="-1"/>
-          <w:sz w:val="20"/>
-          <w:lang w:val="it-IT"/>
-        </w:rPr>
-        <w:t>storia</w:t>
-      </w:r>
-      <w:r>
-        <w:rPr>
-          <w:rFonts w:ascii="Arial" w:hAnsi="Arial"/>
-          <w:spacing w:val="9"/>
-          <w:sz w:val="20"/>
-          <w:lang w:val="it-IT"/>
-        </w:rPr>
-        <w:t xml:space="preserve"> </w:t>
-      </w:r>
-      <w:r>
-        <w:rPr>
-          <w:rFonts w:ascii="Arial" w:hAnsi="Arial"/>
-          <w:spacing w:val="-1"/>
-          <w:sz w:val="20"/>
-          <w:lang w:val="it-IT"/>
-        </w:rPr>
-        <w:t>anamnestica</w:t>
-      </w:r>
-      <w:r>
-        <w:rPr>
-          <w:rFonts w:ascii="Arial" w:hAnsi="Arial"/>
-          <w:spacing w:val="8"/>
-          <w:sz w:val="20"/>
-          <w:lang w:val="it-IT"/>
-        </w:rPr>
-        <w:t xml:space="preserve"> </w:t>
-      </w:r>
-      <w:r>
-        <w:rPr>
-          <w:rFonts w:ascii="Arial" w:hAnsi="Arial"/>
-          <w:spacing w:val="-1"/>
-          <w:sz w:val="20"/>
-          <w:lang w:val="it-IT"/>
-        </w:rPr>
-        <w:t>personale</w:t>
-      </w:r>
-      <w:r>
-        <w:rPr>
-          <w:rFonts w:ascii="Arial" w:hAnsi="Arial"/>
-          <w:spacing w:val="7"/>
-          <w:sz w:val="20"/>
-          <w:lang w:val="it-IT"/>
-        </w:rPr>
-        <w:t xml:space="preserve"> </w:t>
-      </w:r>
-      <w:r>
-        <w:rPr>
-          <w:rFonts w:ascii="Arial" w:hAnsi="Arial"/>
-          <w:sz w:val="20"/>
-          <w:lang w:val="it-IT"/>
-        </w:rPr>
-        <w:t>su</w:t>
-      </w:r>
-      <w:r>
-        <w:rPr>
-          <w:rFonts w:ascii="Arial" w:hAnsi="Arial"/>
-          <w:spacing w:val="9"/>
-          <w:sz w:val="20"/>
-          <w:lang w:val="it-IT"/>
-        </w:rPr>
-        <w:t xml:space="preserve"> </w:t>
-      </w:r>
-      <w:r>
-        <w:rPr>
-          <w:rFonts w:ascii="Arial" w:hAnsi="Arial"/>
-          <w:b/>
-          <w:spacing w:val="-1"/>
-          <w:sz w:val="20"/>
-          <w:lang w:val="it-IT"/>
-        </w:rPr>
-        <w:t>verifica</w:t>
-      </w:r>
-      <w:r>
-        <w:rPr>
-          <w:rFonts w:ascii="Arial" w:hAnsi="Arial"/>
-          <w:b/>
-          <w:spacing w:val="9"/>
-          <w:sz w:val="20"/>
-          <w:lang w:val="it-IT"/>
-        </w:rPr>
-        <w:t xml:space="preserve"> </w:t>
-      </w:r>
-      <w:r>
-        <w:rPr>
-          <w:rFonts w:ascii="Arial" w:hAnsi="Arial"/>
-          <w:b/>
-          <w:spacing w:val="-1"/>
-          <w:sz w:val="20"/>
-          <w:lang w:val="it-IT"/>
-        </w:rPr>
-        <w:t>del</w:t>
-      </w:r>
-      <w:r>
-        <w:rPr>
-          <w:rFonts w:ascii="Arial" w:hAnsi="Arial"/>
-          <w:b/>
-          <w:spacing w:val="9"/>
-          <w:sz w:val="20"/>
-          <w:lang w:val="it-IT"/>
-        </w:rPr>
-        <w:t xml:space="preserve"> </w:t>
-      </w:r>
-      <w:r>
-        <w:rPr>
-          <w:rFonts w:ascii="Arial" w:hAnsi="Arial"/>
-          <w:b/>
-          <w:spacing w:val="-1"/>
-          <w:sz w:val="20"/>
-          <w:lang w:val="it-IT"/>
-        </w:rPr>
-        <w:t>medico</w:t>
-      </w:r>
-      <w:r>
-        <w:rPr>
-          <w:rFonts w:ascii="Arial" w:hAnsi="Arial"/>
-          <w:b/>
-          <w:spacing w:val="40"/>
-          <w:w w:val="99"/>
-          <w:sz w:val="20"/>
-          <w:lang w:val="it-IT"/>
-        </w:rPr>
-        <w:t xml:space="preserve"> </w:t>
-      </w:r>
-      <w:r>
-        <w:rPr>
-          <w:rFonts w:ascii="Arial" w:hAnsi="Arial"/>
-          <w:b/>
-          <w:spacing w:val="-1"/>
-          <w:sz w:val="20"/>
-          <w:lang w:val="it-IT"/>
-        </w:rPr>
-        <w:t>curante</w:t>
-      </w:r>
-      <w:r>
-        <w:rPr>
-          <w:rFonts w:ascii="Arial" w:hAnsi="Arial"/>
-          <w:spacing w:val="-1"/>
-          <w:sz w:val="20"/>
-          <w:lang w:val="it-IT"/>
-        </w:rPr>
-        <w:t>.</w:t>
-      </w:r>
-    </w:p>
-    <w:p>
-      <w:pPr>
-        <w:pStyle w:val="Normal"/>
-        <w:rPr>
-          <w:rFonts w:ascii="Arial" w:hAnsi="Arial" w:eastAsia="Arial" w:cs="Arial"/>
-          <w:sz w:val="24"/>
-          <w:szCs w:val="24"/>
-          <w:lang w:val="it-IT"/>
-        </w:rPr>
-      </w:pPr>
-      <w:r>
-        <w:rPr>
-          <w:rFonts w:eastAsia="Arial" w:cs="Arial" w:ascii="Arial" w:hAnsi="Arial"/>
-          <w:sz w:val="24"/>
-          <w:szCs w:val="24"/>
-          <w:lang w:val="it-IT"/>
-        </w:rPr>
-      </w:r>
-    </w:p>
-    <w:p>
-      <w:pPr>
-        <w:pStyle w:val="TextBody"/>
+        <w:pStyle w:val="BodyText"/>
         <w:spacing w:lineRule="auto" w:line="288"/>
-        <w:ind w:left="108" w:right="241" w:hanging="0"/>
+        <w:ind w:hanging="0" w:left="108" w:right="241"/>
         <w:rPr>
           <w:lang w:val="it-IT"/>
         </w:rPr>
@@ -15181,7 +13922,6 @@
         <w:jc w:val="both"/>
         <w:rPr>
           <w:b w:val="false"/>
-          <w:b w:val="false"/>
           <w:bCs w:val="false"/>
           <w:lang w:val="it-IT"/>
         </w:rPr>
@@ -15378,7 +14118,6 @@
         <w:rPr>
           <w:rFonts w:ascii="Arial" w:hAnsi="Arial" w:eastAsia="Arial" w:cs="Arial"/>
           <w:b/>
-          <w:b/>
           <w:bCs/>
           <w:sz w:val="15"/>
           <w:szCs w:val="15"/>
@@ -15400,7 +14139,7 @@
       <w:pPr>
         <w:pStyle w:val="Normal"/>
         <w:spacing w:before="80" w:after="0"/>
-        <w:ind w:left="108" w:hanging="0"/>
+        <w:ind w:hanging="0" w:left="108"/>
         <w:rPr>
           <w:rFonts w:ascii="Arial" w:hAnsi="Arial" w:eastAsia="Arial" w:cs="Arial"/>
           <w:sz w:val="16"/>
@@ -15427,7 +14166,6 @@
         <w:rPr>
           <w:rFonts w:ascii="Arial" w:hAnsi="Arial" w:eastAsia="Arial" w:cs="Arial"/>
           <w:b/>
-          <w:b/>
           <w:bCs/>
           <w:i/>
           <w:i/>
@@ -15452,7 +14190,7 @@
       <w:pPr>
         <w:pStyle w:val="Normal"/>
         <w:spacing w:lineRule="auto" w:line="240"/>
-        <w:ind w:left="108" w:right="270" w:hanging="0"/>
+        <w:ind w:hanging="0" w:left="108" w:right="270"/>
         <w:rPr/>
       </w:pPr>
       <w:r>
@@ -15949,7 +14687,7 @@
       <w:pPr>
         <w:pStyle w:val="Normal"/>
         <w:spacing w:lineRule="auto" w:line="240"/>
-        <w:ind w:left="108" w:right="270" w:hanging="0"/>
+        <w:ind w:hanging="0" w:left="108" w:right="270"/>
         <w:rPr/>
       </w:pPr>
       <w:r>
@@ -16462,7 +15200,7 @@
       <w:pPr>
         <w:pStyle w:val="Normal"/>
         <w:spacing w:lineRule="auto" w:line="240"/>
-        <w:ind w:left="108" w:right="241" w:hanging="0"/>
+        <w:ind w:hanging="0" w:left="108" w:right="241"/>
         <w:rPr/>
       </w:pPr>
       <w:r>
@@ -17376,7 +16114,7 @@
       <w:pPr>
         <w:pStyle w:val="Normal"/>
         <w:spacing w:lineRule="auto" w:line="240"/>
-        <w:ind w:left="108" w:right="270" w:hanging="0"/>
+        <w:ind w:hanging="0" w:left="108" w:right="270"/>
         <w:rPr/>
       </w:pPr>
       <w:r>
@@ -17937,7 +16675,7 @@
       <w:pPr>
         <w:pStyle w:val="Normal"/>
         <w:spacing w:lineRule="auto" w:line="240"/>
-        <w:ind w:left="108" w:right="241" w:hanging="0"/>
+        <w:ind w:hanging="0" w:left="108" w:right="241"/>
         <w:rPr/>
       </w:pPr>
       <w:r>
@@ -18529,7 +17267,7 @@
       <w:pPr>
         <w:pStyle w:val="Normal"/>
         <w:spacing w:lineRule="auto" w:line="240"/>
-        <w:ind w:left="108" w:right="270" w:hanging="0"/>
+        <w:ind w:hanging="0" w:left="108" w:right="270"/>
         <w:rPr/>
       </w:pPr>
       <w:r>
@@ -19049,7 +17787,7 @@
       <w:pPr>
         <w:pStyle w:val="Normal"/>
         <w:spacing w:lineRule="auto" w:line="240"/>
-        <w:ind w:left="108" w:right="241" w:hanging="0"/>
+        <w:ind w:hanging="0" w:left="108" w:right="241"/>
         <w:rPr/>
       </w:pPr>
       <w:r>
@@ -19538,7 +18276,7 @@
       <w:pPr>
         <w:pStyle w:val="Normal"/>
         <w:spacing w:lineRule="auto" w:line="240"/>
-        <w:ind w:left="108" w:hanging="0"/>
+        <w:ind w:hanging="0" w:left="108"/>
         <w:rPr/>
       </w:pPr>
       <w:r>
@@ -19866,7 +18604,7 @@
       <w:pPr>
         <w:pStyle w:val="Normal"/>
         <w:spacing w:lineRule="auto" w:line="240"/>
-        <w:ind w:left="108" w:right="241" w:hanging="0"/>
+        <w:ind w:hanging="0" w:left="108" w:right="241"/>
         <w:rPr/>
       </w:pPr>
       <w:r>
@@ -20391,7 +19129,7 @@
       <w:pPr>
         <w:pStyle w:val="Normal"/>
         <w:spacing w:lineRule="auto" w:line="240"/>
-        <w:ind w:left="108" w:hanging="0"/>
+        <w:ind w:hanging="0" w:left="108"/>
         <w:rPr/>
       </w:pPr>
       <w:r>
@@ -20711,7 +19449,7 @@
       <w:pPr>
         <w:pStyle w:val="Normal"/>
         <w:spacing w:lineRule="auto" w:line="240"/>
-        <w:ind w:left="108" w:right="241" w:hanging="0"/>
+        <w:ind w:hanging="0" w:left="108" w:right="241"/>
         <w:rPr/>
       </w:pPr>
       <w:r>
@@ -21513,7 +20251,7 @@
       <w:pPr>
         <w:pStyle w:val="Normal"/>
         <w:spacing w:lineRule="auto" w:line="240"/>
-        <w:ind w:left="108" w:hanging="0"/>
+        <w:ind w:hanging="0" w:left="108"/>
         <w:rPr/>
       </w:pPr>
       <w:r>
@@ -21926,7 +20664,7 @@
     <w:p>
       <w:pPr>
         <w:pStyle w:val="Normal"/>
-        <w:ind w:left="108" w:hanging="0"/>
+        <w:ind w:hanging="0" w:left="108"/>
         <w:rPr>
           <w:rFonts w:ascii="Times New Roman" w:hAnsi="Times New Roman" w:eastAsia="Times New Roman" w:cs="Times New Roman"/>
           <w:sz w:val="16"/>
@@ -21993,8 +20731,8 @@
         <w:tblLook w:val="01e0" w:noHBand="0" w:noVBand="0" w:firstColumn="1" w:lastRow="1" w:lastColumn="1" w:firstRow="1"/>
       </w:tblPr>
       <w:tblGrid>
-        <w:gridCol w:w="1235"/>
-        <w:gridCol w:w="2208"/>
+        <w:gridCol w:w="1234"/>
+        <w:gridCol w:w="2209"/>
         <w:gridCol w:w="1846"/>
         <w:gridCol w:w="2318"/>
         <w:gridCol w:w="2512"/>
@@ -22005,7 +20743,7 @@
         </w:trPr>
         <w:tc>
           <w:tcPr>
-            <w:tcW w:w="1235" w:type="dxa"/>
+            <w:tcW w:w="1234" w:type="dxa"/>
             <w:tcBorders>
               <w:top w:val="single" w:sz="6" w:space="0" w:color="000000"/>
               <w:left w:val="single" w:sz="6" w:space="0" w:color="000000"/>
@@ -22018,7 +20756,7 @@
               <w:widowControl w:val="false"/>
               <w:suppressAutoHyphens w:val="true"/>
               <w:spacing w:lineRule="auto" w:line="276" w:before="26" w:after="0"/>
-              <w:ind w:left="32" w:hanging="0"/>
+              <w:ind w:hanging="0" w:left="32"/>
               <w:jc w:val="left"/>
               <w:rPr>
                 <w:rFonts w:ascii="Arial" w:hAnsi="Arial" w:eastAsia="Arial" w:cs="Arial"/>
@@ -22042,7 +20780,7 @@
         </w:tc>
         <w:tc>
           <w:tcPr>
-            <w:tcW w:w="2208" w:type="dxa"/>
+            <w:tcW w:w="2209" w:type="dxa"/>
             <w:tcBorders>
               <w:top w:val="single" w:sz="6" w:space="0" w:color="000000"/>
               <w:bottom w:val="single" w:sz="6" w:space="0" w:color="000000"/>
@@ -22055,11 +20793,10 @@
               <w:widowControl w:val="false"/>
               <w:suppressAutoHyphens w:val="true"/>
               <w:spacing w:lineRule="auto" w:line="276" w:before="47" w:after="0"/>
-              <w:ind w:left="33" w:hanging="0"/>
+              <w:ind w:hanging="0" w:left="33"/>
               <w:jc w:val="left"/>
               <w:rPr>
                 <w:rFonts w:ascii="Arial" w:hAnsi="Arial"/>
-                <w:b/>
                 <w:b/>
                 <w:color w:val="FFFFFF"/>
                 <w:spacing w:val="-1"/>
@@ -22088,7 +20825,7 @@
               <w:widowControl w:val="false"/>
               <w:suppressAutoHyphens w:val="true"/>
               <w:spacing w:lineRule="auto" w:line="276" w:before="47" w:after="0"/>
-              <w:ind w:left="33" w:hanging="0"/>
+              <w:ind w:hanging="0" w:left="33"/>
               <w:jc w:val="left"/>
               <w:rPr>
                 <w:rFonts w:ascii="Arial" w:hAnsi="Arial" w:eastAsia="Arial" w:cs="Arial"/>
@@ -22259,11 +20996,10 @@
               <w:widowControl w:val="false"/>
               <w:suppressAutoHyphens w:val="true"/>
               <w:spacing w:lineRule="auto" w:line="276" w:before="25" w:after="0"/>
-              <w:ind w:left="33" w:hanging="0"/>
+              <w:ind w:hanging="0" w:left="33"/>
               <w:jc w:val="both"/>
               <w:rPr>
                 <w:rFonts w:ascii="Arial" w:hAnsi="Arial"/>
-                <w:b/>
                 <w:b/>
                 <w:color w:val="FFFFFF"/>
                 <w:spacing w:val="-1"/>
@@ -22292,7 +21028,7 @@
               <w:widowControl w:val="false"/>
               <w:suppressAutoHyphens w:val="true"/>
               <w:spacing w:lineRule="auto" w:line="276" w:before="25" w:after="0"/>
-              <w:ind w:left="33" w:hanging="0"/>
+              <w:ind w:hanging="0" w:left="33"/>
               <w:jc w:val="both"/>
               <w:rPr>
                 <w:rFonts w:ascii="Arial" w:hAnsi="Arial" w:eastAsia="Arial" w:cs="Arial"/>
@@ -22463,7 +21199,7 @@
               <w:widowControl w:val="false"/>
               <w:suppressAutoHyphens w:val="true"/>
               <w:spacing w:lineRule="auto" w:line="276" w:before="47" w:after="0"/>
-              <w:ind w:left="33" w:hanging="0"/>
+              <w:ind w:hanging="0" w:left="33"/>
               <w:jc w:val="both"/>
               <w:rPr>
                 <w:rFonts w:ascii="Arial" w:hAnsi="Arial" w:eastAsia="Arial" w:cs="Arial"/>
@@ -22491,7 +21227,7 @@
               <w:widowControl w:val="false"/>
               <w:suppressAutoHyphens w:val="true"/>
               <w:spacing w:lineRule="auto" w:line="276" w:before="46" w:after="0"/>
-              <w:ind w:left="33" w:right="592" w:hanging="0"/>
+              <w:ind w:hanging="0" w:left="33" w:right="592"/>
               <w:jc w:val="left"/>
               <w:rPr>
                 <w:rFonts w:ascii="Arial" w:hAnsi="Arial" w:eastAsia="Arial" w:cs="Arial"/>
@@ -22652,11 +21388,10 @@
               <w:widowControl w:val="false"/>
               <w:suppressAutoHyphens w:val="true"/>
               <w:spacing w:lineRule="auto" w:line="276" w:before="25" w:after="0"/>
-              <w:ind w:left="33" w:hanging="0"/>
+              <w:ind w:hanging="0" w:left="33"/>
               <w:jc w:val="left"/>
               <w:rPr>
                 <w:rFonts w:ascii="Arial" w:hAnsi="Arial"/>
-                <w:b/>
                 <w:b/>
                 <w:color w:val="FFFFFF"/>
                 <w:spacing w:val="-1"/>
@@ -22710,7 +21445,7 @@
               <w:widowControl w:val="false"/>
               <w:suppressAutoHyphens w:val="true"/>
               <w:spacing w:lineRule="auto" w:line="276" w:before="25" w:after="0"/>
-              <w:ind w:left="33" w:hanging="0"/>
+              <w:ind w:hanging="0" w:left="33"/>
               <w:jc w:val="left"/>
               <w:rPr>
                 <w:rFonts w:ascii="Arial" w:hAnsi="Arial" w:eastAsia="Arial" w:cs="Arial"/>
@@ -22956,7 +21691,9 @@
         </w:rPr>
       </w:pPr>
       <w:r>
-        <w:rPr/>
+        <w:rPr>
+          <w:lang w:val="it-IT"/>
+        </w:rPr>
       </w:r>
     </w:p>
     <w:sectPr>
@@ -23130,7 +21867,7 @@
               <w:szCs w:val="16"/>
               <w:rFonts w:ascii="Arial" w:hAnsi="Arial"/>
             </w:rPr>
-            <w:t>7</w:t>
+            <w:t>5</w:t>
           </w:r>
           <w:r>
             <w:rPr>
@@ -23171,7 +21908,7 @@
         <w:docPartGallery w:val="Page Numbers (Bottom of Page)"/>
         <w:docPartUnique w:val="true"/>
       </w:docPartObj>
-      <w:id w:val="158338651"/>
+      <w:id w:val="1634189346"/>
     </w:sdtPr>
     <w:sdtContent>
       <w:p>
@@ -23301,7 +22038,7 @@
               <w:szCs w:val="16"/>
               <w:rFonts w:ascii="Arial" w:hAnsi="Arial"/>
             </w:rPr>
-            <w:t>7</w:t>
+            <w:t>5</w:t>
           </w:r>
           <w:r>
             <w:rPr>
@@ -23828,7 +22565,7 @@
     <w:unhideWhenUsed/>
     <w:qFormat/>
     <w:pPr>
-      <w:ind w:left="108" w:hanging="0"/>
+      <w:ind w:hanging="0" w:left="108"/>
       <w:outlineLvl w:val="1"/>
     </w:pPr>
     <w:rPr>
@@ -23857,7 +22594,7 @@
     </w:pPr>
     <w:rPr>
       <w:rFonts w:ascii="Cambria" w:hAnsi="Cambria" w:eastAsia="" w:cs="" w:asciiTheme="majorHAnsi" w:cstheme="majorBidi" w:eastAsiaTheme="majorEastAsia" w:hAnsiTheme="majorHAnsi"/>
-      <w:color w:val="243F60" w:themeColor="accent1" w:themeShade="7f"/>
+      <w:color w:themeColor="accent1" w:themeShade="7f" w:val="243F60"/>
       <w:sz w:val="24"/>
       <w:szCs w:val="24"/>
     </w:rPr>
@@ -23879,7 +22616,7 @@
     <w:rsid w:val="00927a9d"/>
     <w:rPr>
       <w:rFonts w:ascii="Cambria" w:hAnsi="Cambria" w:eastAsia="" w:cs="" w:asciiTheme="majorHAnsi" w:cstheme="majorBidi" w:eastAsiaTheme="majorEastAsia" w:hAnsiTheme="majorHAnsi"/>
-      <w:color w:val="243F60" w:themeColor="accent1" w:themeShade="7f"/>
+      <w:color w:themeColor="accent1" w:themeShade="7f" w:val="243F60"/>
       <w:sz w:val="24"/>
       <w:szCs w:val="24"/>
     </w:rPr>
@@ -23900,7 +22637,7 @@
     <w:rsid w:val="00927a9d"/>
     <w:rPr/>
   </w:style>
-  <w:style w:type="character" w:styleId="InternetLink">
+  <w:style w:type="character" w:styleId="Hyperlink">
     <w:name w:val="Hyperlink"/>
     <w:rPr>
       <w:color w:val="000080"/>
@@ -23911,7 +22648,7 @@
   <w:style w:type="paragraph" w:styleId="Heading">
     <w:name w:val="Heading"/>
     <w:basedOn w:val="Normal"/>
-    <w:next w:val="TextBody"/>
+    <w:next w:val="BodyText"/>
     <w:qFormat/>
     <w:pPr>
       <w:keepNext w:val="true"/>
@@ -23923,13 +22660,13 @@
       <w:szCs w:val="28"/>
     </w:rPr>
   </w:style>
-  <w:style w:type="paragraph" w:styleId="TextBody">
+  <w:style w:type="paragraph" w:styleId="BodyText">
     <w:name w:val="Body Text"/>
     <w:basedOn w:val="Normal"/>
     <w:uiPriority w:val="1"/>
     <w:qFormat/>
     <w:pPr>
-      <w:ind w:left="108" w:hanging="0"/>
+      <w:ind w:hanging="0" w:left="108"/>
     </w:pPr>
     <w:rPr>
       <w:rFonts w:ascii="Arial" w:hAnsi="Arial" w:eastAsia="Arial"/>
@@ -23939,7 +22676,7 @@
   </w:style>
   <w:style w:type="paragraph" w:styleId="List">
     <w:name w:val="List"/>
-    <w:basedOn w:val="TextBody"/>
+    <w:basedOn w:val="BodyText"/>
     <w:pPr/>
     <w:rPr>
       <w:rFonts w:cs="Noto Sans Devanagari"/>

--- a/static/Referto_Mamma.docx
+++ b/static/Referto_Mamma.docx
@@ -68,9 +68,9 @@
                               <a:avLst/>
                               <a:gdLst>
                                 <a:gd name="textAreaLeft" fmla="*/ 0 w 3671640"/>
-                                <a:gd name="textAreaRight" fmla="*/ 3672000 w 3671640"/>
+                                <a:gd name="textAreaRight" fmla="*/ 3673080 w 3671640"/>
                                 <a:gd name="textAreaTop" fmla="*/ 0 h 72360"/>
-                                <a:gd name="textAreaBottom" fmla="*/ 72720 h 72360"/>
+                                <a:gd name="textAreaBottom" fmla="*/ 73800 h 72360"/>
                               </a:gdLst>
                               <a:ahLst/>
                               <a:rect l="textAreaLeft" t="textAreaTop" r="textAreaRight" b="textAreaBottom"/>
@@ -243,9 +243,9 @@
                               <a:avLst/>
                               <a:gdLst>
                                 <a:gd name="textAreaLeft" fmla="*/ 0 w 360"/>
-                                <a:gd name="textAreaRight" fmla="*/ 720 w 360"/>
+                                <a:gd name="textAreaRight" fmla="*/ 5760 w 360"/>
                                 <a:gd name="textAreaTop" fmla="*/ 0 h 72360"/>
-                                <a:gd name="textAreaBottom" fmla="*/ 72720 h 72360"/>
+                                <a:gd name="textAreaBottom" fmla="*/ 73800 h 72360"/>
                               </a:gdLst>
                               <a:ahLst/>
                               <a:rect l="textAreaLeft" t="textAreaTop" r="textAreaRight" b="textAreaBottom"/>
@@ -300,9 +300,9 @@
                               <a:avLst/>
                               <a:gdLst>
                                 <a:gd name="textAreaLeft" fmla="*/ 0 w 3665520"/>
-                                <a:gd name="textAreaRight" fmla="*/ 3665880 w 3665520"/>
+                                <a:gd name="textAreaRight" fmla="*/ 3666960 w 3665520"/>
                                 <a:gd name="textAreaTop" fmla="*/ 0 h 72360"/>
-                                <a:gd name="textAreaBottom" fmla="*/ 72720 h 72360"/>
+                                <a:gd name="textAreaBottom" fmla="*/ 73800 h 72360"/>
                               </a:gdLst>
                               <a:ahLst/>
                               <a:rect l="textAreaLeft" t="textAreaTop" r="textAreaRight" b="textAreaBottom"/>
@@ -459,8 +459,8 @@
         <w:tblLook w:val="04a0" w:noHBand="0" w:noVBand="1" w:firstColumn="1" w:lastRow="0" w:lastColumn="0" w:firstRow="1"/>
       </w:tblPr>
       <w:tblGrid>
-        <w:gridCol w:w="3322"/>
-        <w:gridCol w:w="3527"/>
+        <w:gridCol w:w="3320"/>
+        <w:gridCol w:w="3529"/>
         <w:gridCol w:w="3321"/>
       </w:tblGrid>
       <w:tr>
@@ -469,7 +469,7 @@
         </w:trPr>
         <w:tc>
           <w:tcPr>
-            <w:tcW w:w="3322" w:type="dxa"/>
+            <w:tcW w:w="3320" w:type="dxa"/>
             <w:tcBorders>
               <w:top w:val="nil"/>
               <w:left w:val="nil"/>
@@ -533,7 +533,7 @@
         </w:tc>
         <w:tc>
           <w:tcPr>
-            <w:tcW w:w="3527" w:type="dxa"/>
+            <w:tcW w:w="3529" w:type="dxa"/>
             <w:tcBorders>
               <w:top w:val="nil"/>
               <w:left w:val="nil"/>
@@ -635,7 +635,7 @@
         </w:trPr>
         <w:tc>
           <w:tcPr>
-            <w:tcW w:w="3322" w:type="dxa"/>
+            <w:tcW w:w="3320" w:type="dxa"/>
             <w:tcBorders>
               <w:top w:val="nil"/>
               <w:left w:val="nil"/>
@@ -722,7 +722,7 @@
         </w:tc>
         <w:tc>
           <w:tcPr>
-            <w:tcW w:w="3527" w:type="dxa"/>
+            <w:tcW w:w="3529" w:type="dxa"/>
             <w:tcBorders>
               <w:top w:val="nil"/>
               <w:left w:val="nil"/>
@@ -823,7 +823,7 @@
         </w:trPr>
         <w:tc>
           <w:tcPr>
-            <w:tcW w:w="3322" w:type="dxa"/>
+            <w:tcW w:w="3320" w:type="dxa"/>
             <w:tcBorders>
               <w:top w:val="nil"/>
               <w:left w:val="nil"/>
@@ -898,7 +898,7 @@
         </w:tc>
         <w:tc>
           <w:tcPr>
-            <w:tcW w:w="3527" w:type="dxa"/>
+            <w:tcW w:w="3529" w:type="dxa"/>
             <w:tcBorders>
               <w:top w:val="nil"/>
               <w:left w:val="nil"/>
@@ -10517,6 +10517,338 @@
         </w:rPr>
       </w:r>
     </w:p>
+    <w:tbl>
+      <w:tblPr>
+        <w:tblStyle w:val="TableGrid"/>
+        <w:tblW w:w="10350" w:type="dxa"/>
+        <w:jc w:val="left"/>
+        <w:tblInd w:w="108" w:type="dxa"/>
+        <w:tblLayout w:type="fixed"/>
+        <w:tblCellMar>
+          <w:top w:w="0" w:type="dxa"/>
+          <w:left w:w="108" w:type="dxa"/>
+          <w:bottom w:w="0" w:type="dxa"/>
+          <w:right w:w="108" w:type="dxa"/>
+        </w:tblCellMar>
+        <w:tblLook w:val="04a0" w:noHBand="0" w:noVBand="1" w:firstColumn="1" w:lastRow="0" w:lastColumn="0" w:firstRow="1"/>
+      </w:tblPr>
+      <w:tblGrid>
+        <w:gridCol w:w="1790"/>
+        <w:gridCol w:w="2050"/>
+        <w:gridCol w:w="2160"/>
+        <w:gridCol w:w="1913"/>
+        <w:gridCol w:w="2437"/>
+      </w:tblGrid>
+      <w:tr>
+        <w:trPr>
+          <w:trHeight w:val="454" w:hRule="atLeast"/>
+        </w:trPr>
+        <w:tc>
+          <w:tcPr>
+            <w:tcW w:w="1790" w:type="dxa"/>
+            <w:tcBorders>
+              <w:top w:val="single" w:sz="4" w:space="0" w:color="000000"/>
+              <w:left w:val="single" w:sz="4" w:space="0" w:color="000000"/>
+              <w:bottom w:val="single" w:sz="4" w:space="0" w:color="000000"/>
+              <w:right w:val="single" w:sz="4" w:space="0" w:color="000000"/>
+            </w:tcBorders>
+            <w:shd w:color="auto" w:fill="808080" w:themeFill="background1" w:themeFillShade="80" w:val="clear"/>
+          </w:tcPr>
+          <w:p>
+            <w:pPr>
+              <w:pStyle w:val="BodyText"/>
+              <w:suppressAutoHyphens w:val="true"/>
+              <w:spacing w:before="74" w:after="0"/>
+              <w:ind w:hanging="0" w:left="0"/>
+              <w:jc w:val="center"/>
+              <w:rPr>
+                <w:b/>
+                <w:bCs/>
+                <w:color w:themeColor="background1" w:val="FFFFFF"/>
+                <w:sz w:val="24"/>
+                <w:szCs w:val="24"/>
+                <w:lang w:val="it-IT"/>
+              </w:rPr>
+            </w:pPr>
+            <w:r>
+              <w:rPr>
+                <w:rFonts w:cs=""/>
+                <w:b/>
+                <w:bCs/>
+                <w:color w:themeColor="background1" w:val="FFFFFF"/>
+                <w:kern w:val="0"/>
+                <w:sz w:val="24"/>
+                <w:szCs w:val="24"/>
+                <w:lang w:val="it-IT" w:eastAsia="en-US" w:bidi="ar-SA"/>
+              </w:rPr>
+              <w:t>GENE</w:t>
+            </w:r>
+          </w:p>
+        </w:tc>
+        <w:tc>
+          <w:tcPr>
+            <w:tcW w:w="6123" w:type="dxa"/>
+            <w:gridSpan w:val="3"/>
+            <w:tcBorders>
+              <w:top w:val="single" w:sz="4" w:space="0" w:color="000000"/>
+              <w:left w:val="single" w:sz="4" w:space="0" w:color="000000"/>
+              <w:bottom w:val="single" w:sz="4" w:space="0" w:color="000000"/>
+              <w:right w:val="single" w:sz="4" w:space="0" w:color="000000"/>
+            </w:tcBorders>
+            <w:shd w:color="auto" w:fill="808080" w:themeFill="background1" w:themeFillShade="80" w:val="clear"/>
+          </w:tcPr>
+          <w:p>
+            <w:pPr>
+              <w:pStyle w:val="BodyText"/>
+              <w:suppressAutoHyphens w:val="true"/>
+              <w:spacing w:before="74" w:after="0"/>
+              <w:ind w:hanging="0" w:left="0"/>
+              <w:jc w:val="center"/>
+              <w:rPr>
+                <w:b/>
+                <w:bCs/>
+                <w:color w:themeColor="background1" w:val="FFFFFF"/>
+                <w:sz w:val="24"/>
+                <w:szCs w:val="24"/>
+                <w:lang w:val="it-IT"/>
+              </w:rPr>
+            </w:pPr>
+            <w:r>
+              <w:rPr>
+                <w:rFonts w:cs=""/>
+                <w:b/>
+                <w:bCs/>
+                <w:color w:themeColor="background1" w:val="FFFFFF"/>
+                <w:kern w:val="0"/>
+                <w:sz w:val="24"/>
+                <w:szCs w:val="24"/>
+                <w:lang w:val="it-IT" w:eastAsia="en-US" w:bidi="ar-SA"/>
+              </w:rPr>
+              <w:t>ALLELE</w:t>
+            </w:r>
+          </w:p>
+        </w:tc>
+        <w:tc>
+          <w:tcPr>
+            <w:tcW w:w="2437" w:type="dxa"/>
+            <w:tcBorders>
+              <w:top w:val="single" w:sz="4" w:space="0" w:color="000000"/>
+              <w:left w:val="single" w:sz="4" w:space="0" w:color="000000"/>
+              <w:bottom w:val="single" w:sz="4" w:space="0" w:color="000000"/>
+              <w:right w:val="single" w:sz="4" w:space="0" w:color="000000"/>
+            </w:tcBorders>
+            <w:shd w:color="auto" w:fill="808080" w:themeFill="background1" w:themeFillShade="80" w:val="clear"/>
+          </w:tcPr>
+          <w:p>
+            <w:pPr>
+              <w:pStyle w:val="BodyText"/>
+              <w:suppressAutoHyphens w:val="true"/>
+              <w:spacing w:before="74" w:after="0"/>
+              <w:ind w:hanging="0" w:left="0"/>
+              <w:jc w:val="center"/>
+              <w:rPr>
+                <w:b/>
+                <w:bCs/>
+                <w:color w:themeColor="background1" w:val="FFFFFF"/>
+                <w:sz w:val="24"/>
+                <w:szCs w:val="24"/>
+                <w:lang w:val="it-IT"/>
+              </w:rPr>
+            </w:pPr>
+            <w:r>
+              <w:rPr>
+                <w:rFonts w:cs=""/>
+                <w:b/>
+                <w:bCs/>
+                <w:color w:themeColor="background1" w:val="FFFFFF"/>
+                <w:kern w:val="0"/>
+                <w:sz w:val="24"/>
+                <w:szCs w:val="24"/>
+                <w:lang w:val="it-IT" w:eastAsia="en-US" w:bidi="ar-SA"/>
+              </w:rPr>
+              <w:t>MICRONUTRIENTE</w:t>
+            </w:r>
+          </w:p>
+        </w:tc>
+      </w:tr>
+      <w:tr>
+        <w:trPr>
+          <w:trHeight w:val="436" w:hRule="atLeast"/>
+        </w:trPr>
+        <w:tc>
+          <w:tcPr>
+            <w:tcW w:w="1790" w:type="dxa"/>
+            <w:tcBorders>
+              <w:top w:val="single" w:sz="4" w:space="0" w:color="000000"/>
+              <w:left w:val="single" w:sz="4" w:space="0" w:color="000000"/>
+              <w:bottom w:val="single" w:sz="4" w:space="0" w:color="000000"/>
+              <w:right w:val="single" w:sz="4" w:space="0" w:color="000000"/>
+            </w:tcBorders>
+            <w:vAlign w:val="center"/>
+          </w:tcPr>
+          <w:p>
+            <w:pPr>
+              <w:pStyle w:val="BodyText"/>
+              <w:suppressAutoHyphens w:val="true"/>
+              <w:spacing w:before="74" w:after="0"/>
+              <w:ind w:hanging="0" w:left="0"/>
+              <w:jc w:val="center"/>
+              <w:rPr>
+                <w:lang w:val="it-IT"/>
+              </w:rPr>
+            </w:pPr>
+            <w:r>
+              <w:rPr>
+                <w:lang w:val="it-IT"/>
+              </w:rPr>
+            </w:r>
+          </w:p>
+        </w:tc>
+        <w:tc>
+          <w:tcPr>
+            <w:tcW w:w="2050" w:type="dxa"/>
+            <w:tcBorders>
+              <w:top w:val="single" w:sz="4" w:space="0" w:color="000000"/>
+              <w:left w:val="single" w:sz="4" w:space="0" w:color="000000"/>
+              <w:bottom w:val="single" w:sz="4" w:space="0" w:color="000000"/>
+              <w:right w:val="single" w:sz="4" w:space="0" w:color="000000"/>
+            </w:tcBorders>
+            <w:vAlign w:val="center"/>
+          </w:tcPr>
+          <w:p>
+            <w:pPr>
+              <w:pStyle w:val="BodyText"/>
+              <w:suppressAutoHyphens w:val="true"/>
+              <w:spacing w:before="74" w:after="0"/>
+              <w:ind w:hanging="0" w:left="0"/>
+              <w:jc w:val="center"/>
+              <w:rPr>
+                <w:sz w:val="22"/>
+                <w:szCs w:val="22"/>
+              </w:rPr>
+            </w:pPr>
+            <w:r>
+              <w:rPr>
+                <w:rFonts w:cs=""/>
+                <w:b/>
+                <w:bCs/>
+                <w:kern w:val="0"/>
+                <w:sz w:val="22"/>
+                <w:szCs w:val="22"/>
+                <w:lang w:val="it-IT" w:eastAsia="en-US" w:bidi="ar-SA"/>
+              </w:rPr>
+              <w:t>NORMALE</w:t>
+            </w:r>
+          </w:p>
+        </w:tc>
+        <w:tc>
+          <w:tcPr>
+            <w:tcW w:w="2160" w:type="dxa"/>
+            <w:tcBorders>
+              <w:top w:val="single" w:sz="4" w:space="0" w:color="000000"/>
+              <w:left w:val="single" w:sz="4" w:space="0" w:color="000000"/>
+              <w:bottom w:val="single" w:sz="4" w:space="0" w:color="000000"/>
+              <w:right w:val="single" w:sz="4" w:space="0" w:color="000000"/>
+            </w:tcBorders>
+            <w:vAlign w:val="center"/>
+          </w:tcPr>
+          <w:p>
+            <w:pPr>
+              <w:pStyle w:val="BodyText"/>
+              <w:suppressAutoHyphens w:val="true"/>
+              <w:spacing w:before="74" w:after="0"/>
+              <w:ind w:hanging="0" w:left="0"/>
+              <w:jc w:val="center"/>
+              <w:rPr>
+                <w:sz w:val="22"/>
+                <w:szCs w:val="22"/>
+              </w:rPr>
+            </w:pPr>
+            <w:r>
+              <w:rPr>
+                <w:rFonts w:cs=""/>
+                <w:b/>
+                <w:bCs/>
+                <w:kern w:val="0"/>
+                <w:sz w:val="22"/>
+                <w:szCs w:val="22"/>
+                <w:lang w:val="it-IT" w:eastAsia="en-US" w:bidi="ar-SA"/>
+              </w:rPr>
+              <w:t>PREDISPONENTE</w:t>
+            </w:r>
+          </w:p>
+        </w:tc>
+        <w:tc>
+          <w:tcPr>
+            <w:tcW w:w="1913" w:type="dxa"/>
+            <w:tcBorders>
+              <w:top w:val="single" w:sz="4" w:space="0" w:color="000000"/>
+              <w:left w:val="single" w:sz="4" w:space="0" w:color="000000"/>
+              <w:bottom w:val="single" w:sz="4" w:space="0" w:color="000000"/>
+              <w:right w:val="single" w:sz="4" w:space="0" w:color="000000"/>
+            </w:tcBorders>
+            <w:vAlign w:val="center"/>
+          </w:tcPr>
+          <w:p>
+            <w:pPr>
+              <w:pStyle w:val="BodyText"/>
+              <w:suppressAutoHyphens w:val="true"/>
+              <w:spacing w:before="74" w:after="0"/>
+              <w:ind w:hanging="0" w:left="0"/>
+              <w:jc w:val="center"/>
+              <w:rPr>
+                <w:b/>
+                <w:bCs/>
+                <w:sz w:val="22"/>
+                <w:szCs w:val="22"/>
+                <w:lang w:val="it-IT"/>
+              </w:rPr>
+            </w:pPr>
+            <w:r>
+              <w:rPr>
+                <w:rFonts w:cs=""/>
+                <w:b/>
+                <w:bCs/>
+                <w:kern w:val="0"/>
+                <w:sz w:val="22"/>
+                <w:szCs w:val="22"/>
+                <w:lang w:val="it-IT" w:eastAsia="en-US" w:bidi="ar-SA"/>
+              </w:rPr>
+              <w:t>PAZIENTE</w:t>
+            </w:r>
+          </w:p>
+        </w:tc>
+        <w:tc>
+          <w:tcPr>
+            <w:tcW w:w="2437" w:type="dxa"/>
+            <w:tcBorders>
+              <w:top w:val="single" w:sz="4" w:space="0" w:color="000000"/>
+              <w:left w:val="single" w:sz="4" w:space="0" w:color="000000"/>
+              <w:bottom w:val="single" w:sz="4" w:space="0" w:color="000000"/>
+              <w:right w:val="single" w:sz="4" w:space="0" w:color="000000"/>
+            </w:tcBorders>
+            <w:vAlign w:val="center"/>
+          </w:tcPr>
+          <w:p>
+            <w:pPr>
+              <w:pStyle w:val="BodyText"/>
+              <w:suppressAutoHyphens w:val="true"/>
+              <w:spacing w:before="74" w:after="0"/>
+              <w:ind w:hanging="0" w:left="0"/>
+              <w:jc w:val="center"/>
+              <w:rPr>
+                <w:lang w:val="it-IT"/>
+              </w:rPr>
+            </w:pPr>
+            <w:r>
+              <w:rPr>
+                <w:lang w:val="it-IT"/>
+              </w:rPr>
+            </w:r>
+          </w:p>
+        </w:tc>
+      </w:tr>
+    </w:tbl>
     <w:p>
       <w:pPr>
         <w:pStyle w:val="Normal"/>
@@ -10560,11 +10892,11 @@
         <w:tblLook w:val="04a0" w:noHBand="0" w:noVBand="1" w:firstColumn="1" w:lastRow="0" w:lastColumn="0" w:firstRow="1"/>
       </w:tblPr>
       <w:tblGrid>
-        <w:gridCol w:w="1793"/>
+        <w:gridCol w:w="1790"/>
         <w:gridCol w:w="2427"/>
-        <w:gridCol w:w="2353"/>
-        <w:gridCol w:w="1343"/>
-        <w:gridCol w:w="2434"/>
+        <w:gridCol w:w="2356"/>
+        <w:gridCol w:w="1340"/>
+        <w:gridCol w:w="2437"/>
       </w:tblGrid>
       <w:tr>
         <w:trPr>
@@ -10572,7 +10904,7 @@
         </w:trPr>
         <w:tc>
           <w:tcPr>
-            <w:tcW w:w="1793" w:type="dxa"/>
+            <w:tcW w:w="1790" w:type="dxa"/>
             <w:tcBorders/>
             <w:shd w:color="auto" w:fill="808080" w:themeFill="background1" w:themeFillShade="80" w:val="clear"/>
           </w:tcPr>
@@ -10649,7 +10981,7 @@
         </w:tc>
         <w:tc>
           <w:tcPr>
-            <w:tcW w:w="2434" w:type="dxa"/>
+            <w:tcW w:w="2437" w:type="dxa"/>
             <w:tcBorders/>
             <w:shd w:color="auto" w:fill="808080" w:themeFill="background1" w:themeFillShade="80" w:val="clear"/>
           </w:tcPr>
@@ -10692,7 +11024,7 @@
         </w:trPr>
         <w:tc>
           <w:tcPr>
-            <w:tcW w:w="1793" w:type="dxa"/>
+            <w:tcW w:w="1790" w:type="dxa"/>
             <w:tcBorders/>
           </w:tcPr>
           <w:p>
@@ -10755,7 +11087,7 @@
         </w:tc>
         <w:tc>
           <w:tcPr>
-            <w:tcW w:w="2353" w:type="dxa"/>
+            <w:tcW w:w="2356" w:type="dxa"/>
             <w:tcBorders/>
           </w:tcPr>
           <w:p>
@@ -10794,7 +11126,7 @@
         </w:tc>
         <w:tc>
           <w:tcPr>
-            <w:tcW w:w="1343" w:type="dxa"/>
+            <w:tcW w:w="1340" w:type="dxa"/>
             <w:tcBorders/>
           </w:tcPr>
           <w:p>
@@ -10829,7 +11161,7 @@
         </w:tc>
         <w:tc>
           <w:tcPr>
-            <w:tcW w:w="2434" w:type="dxa"/>
+            <w:tcW w:w="2437" w:type="dxa"/>
             <w:tcBorders/>
           </w:tcPr>
           <w:p>
@@ -12740,10 +13072,10 @@
       </w:tblPr>
       <w:tblGrid>
         <w:gridCol w:w="2340"/>
-        <w:gridCol w:w="1434"/>
-        <w:gridCol w:w="2181"/>
-        <w:gridCol w:w="1350"/>
-        <w:gridCol w:w="3105"/>
+        <w:gridCol w:w="1431"/>
+        <w:gridCol w:w="2183"/>
+        <w:gridCol w:w="1348"/>
+        <w:gridCol w:w="3108"/>
       </w:tblGrid>
       <w:tr>
         <w:trPr>
@@ -12789,7 +13121,7 @@
         </w:tc>
         <w:tc>
           <w:tcPr>
-            <w:tcW w:w="4965" w:type="dxa"/>
+            <w:tcW w:w="4962" w:type="dxa"/>
             <w:gridSpan w:val="3"/>
             <w:tcBorders/>
             <w:shd w:color="auto" w:fill="808080" w:themeFill="background1" w:themeFillShade="80" w:val="clear"/>
@@ -12828,7 +13160,7 @@
         </w:tc>
         <w:tc>
           <w:tcPr>
-            <w:tcW w:w="3105" w:type="dxa"/>
+            <w:tcW w:w="3108" w:type="dxa"/>
             <w:tcBorders/>
             <w:shd w:color="auto" w:fill="808080" w:themeFill="background1" w:themeFillShade="80" w:val="clear"/>
           </w:tcPr>
@@ -12895,7 +13227,7 @@
         </w:tc>
         <w:tc>
           <w:tcPr>
-            <w:tcW w:w="1434" w:type="dxa"/>
+            <w:tcW w:w="1431" w:type="dxa"/>
             <w:tcBorders/>
           </w:tcPr>
           <w:p>
@@ -12930,7 +13262,7 @@
         </w:tc>
         <w:tc>
           <w:tcPr>
-            <w:tcW w:w="2181" w:type="dxa"/>
+            <w:tcW w:w="2183" w:type="dxa"/>
             <w:tcBorders/>
           </w:tcPr>
           <w:p>
@@ -12965,7 +13297,7 @@
         </w:tc>
         <w:tc>
           <w:tcPr>
-            <w:tcW w:w="1350" w:type="dxa"/>
+            <w:tcW w:w="1348" w:type="dxa"/>
             <w:tcBorders/>
           </w:tcPr>
           <w:p>
@@ -13000,7 +13332,7 @@
         </w:tc>
         <w:tc>
           <w:tcPr>
-            <w:tcW w:w="3105" w:type="dxa"/>
+            <w:tcW w:w="3108" w:type="dxa"/>
             <w:tcBorders/>
           </w:tcPr>
           <w:p>
@@ -13084,8 +13416,8 @@
         <w:gridCol w:w="1621"/>
         <w:gridCol w:w="2322"/>
         <w:gridCol w:w="1621"/>
-        <w:gridCol w:w="2350"/>
-        <w:gridCol w:w="2526"/>
+        <w:gridCol w:w="2349"/>
+        <w:gridCol w:w="2527"/>
       </w:tblGrid>
       <w:tr>
         <w:trPr>
@@ -13298,7 +13630,7 @@
         </w:tc>
         <w:tc>
           <w:tcPr>
-            <w:tcW w:w="2350" w:type="dxa"/>
+            <w:tcW w:w="2349" w:type="dxa"/>
             <w:tcBorders/>
           </w:tcPr>
           <w:p>
@@ -13333,7 +13665,7 @@
         </w:tc>
         <w:tc>
           <w:tcPr>
-            <w:tcW w:w="2526" w:type="dxa"/>
+            <w:tcW w:w="2527" w:type="dxa"/>
             <w:tcBorders/>
           </w:tcPr>
           <w:p>
@@ -20731,8 +21063,8 @@
         <w:tblLook w:val="01e0" w:noHBand="0" w:noVBand="0" w:firstColumn="1" w:lastRow="1" w:lastColumn="1" w:firstRow="1"/>
       </w:tblPr>
       <w:tblGrid>
-        <w:gridCol w:w="1234"/>
-        <w:gridCol w:w="2209"/>
+        <w:gridCol w:w="1232"/>
+        <w:gridCol w:w="2211"/>
         <w:gridCol w:w="1846"/>
         <w:gridCol w:w="2318"/>
         <w:gridCol w:w="2512"/>
@@ -20743,7 +21075,7 @@
         </w:trPr>
         <w:tc>
           <w:tcPr>
-            <w:tcW w:w="1234" w:type="dxa"/>
+            <w:tcW w:w="1232" w:type="dxa"/>
             <w:tcBorders>
               <w:top w:val="single" w:sz="6" w:space="0" w:color="000000"/>
               <w:left w:val="single" w:sz="6" w:space="0" w:color="000000"/>
@@ -20780,7 +21112,7 @@
         </w:tc>
         <w:tc>
           <w:tcPr>
-            <w:tcW w:w="2209" w:type="dxa"/>
+            <w:tcW w:w="2211" w:type="dxa"/>
             <w:tcBorders>
               <w:top w:val="single" w:sz="6" w:space="0" w:color="000000"/>
               <w:bottom w:val="single" w:sz="6" w:space="0" w:color="000000"/>
@@ -21867,7 +22199,7 @@
               <w:szCs w:val="16"/>
               <w:rFonts w:ascii="Arial" w:hAnsi="Arial"/>
             </w:rPr>
-            <w:t>5</w:t>
+            <w:t>7</w:t>
           </w:r>
           <w:r>
             <w:rPr>
@@ -22038,7 +22370,7 @@
               <w:szCs w:val="16"/>
               <w:rFonts w:ascii="Arial" w:hAnsi="Arial"/>
             </w:rPr>
-            <w:t>5</w:t>
+            <w:t>7</w:t>
           </w:r>
           <w:r>
             <w:rPr>
